--- a/report/report_template.docx
+++ b/report/report_template.docx
@@ -1,6 +1,6 @@
 
 <file path=word/document.xml><?xml version="1.0" encoding="utf-8"?>
-<w:document xmlns:wpc="http://schemas.microsoft.com/office/word/2010/wordprocessingCanvas" xmlns:mc="http://schemas.openxmlformats.org/markup-compatibility/2006" xmlns:o="urn:schemas-microsoft-com:office:office" xmlns:r="http://schemas.openxmlformats.org/officeDocument/2006/relationships" xmlns:m="http://schemas.openxmlformats.org/officeDocument/2006/math" xmlns:v="urn:schemas-microsoft-com:vml" xmlns:wp14="http://schemas.microsoft.com/office/word/2010/wordprocessingDrawing" xmlns:wp="http://schemas.openxmlformats.org/drawingml/2006/wordprocessingDrawing" xmlns:w10="urn:schemas-microsoft-com:office:word" xmlns:w="http://schemas.openxmlformats.org/wordprocessingml/2006/main" xmlns:w14="http://schemas.microsoft.com/office/word/2010/wordml" xmlns:w15="http://schemas.microsoft.com/office/word/2012/wordml" xmlns:wpg="http://schemas.microsoft.com/office/word/2010/wordprocessingGroup" xmlns:wpi="http://schemas.microsoft.com/office/word/2010/wordprocessingInk" xmlns:wne="http://schemas.microsoft.com/office/word/2006/wordml" xmlns:wps="http://schemas.microsoft.com/office/word/2010/wordprocessingShape" xmlns:cx="http://schemas.microsoft.com/office/drawing/2014/chartex" xmlns:cx1="http://schemas.microsoft.com/office/drawing/2015/9/8/chartex" xmlns:cx2="http://schemas.microsoft.com/office/drawing/2015/10/21/chartex" xmlns:cx3="http://schemas.microsoft.com/office/drawing/2016/5/9/chartex" xmlns:cx4="http://schemas.microsoft.com/office/drawing/2016/5/10/chartex" xmlns:cx5="http://schemas.microsoft.com/office/drawing/2016/5/11/chartex" xmlns:cx6="http://schemas.microsoft.com/office/drawing/2016/5/12/chartex" xmlns:cx7="http://schemas.microsoft.com/office/drawing/2016/5/13/chartex" xmlns:cx8="http://schemas.microsoft.com/office/drawing/2016/5/14/chartex" xmlns:aink="http://schemas.microsoft.com/office/drawing/2016/ink" xmlns:am3d="http://schemas.microsoft.com/office/drawing/2017/model3d" xmlns:w16cex="http://schemas.microsoft.com/office/word/2018/wordml/cex" xmlns:w16cid="http://schemas.microsoft.com/office/word/2016/wordml/cid" xmlns:w16="http://schemas.microsoft.com/office/word/2018/wordml" xmlns:w16sdtdh="http://schemas.microsoft.com/office/word/2020/wordml/sdtdatahash" xmlns:w16se="http://schemas.microsoft.com/office/word/2015/wordml/symex" mc:Ignorable="w14 w15 wp14">
+<w:document xmlns:wpc="http://schemas.microsoft.com/office/word/2010/wordprocessingCanvas" xmlns:cx="http://schemas.microsoft.com/office/drawing/2014/chartex" xmlns:cx1="http://schemas.microsoft.com/office/drawing/2015/9/8/chartex" xmlns:cx2="http://schemas.microsoft.com/office/drawing/2015/10/21/chartex" xmlns:cx3="http://schemas.microsoft.com/office/drawing/2016/5/9/chartex" xmlns:cx4="http://schemas.microsoft.com/office/drawing/2016/5/10/chartex" xmlns:cx5="http://schemas.microsoft.com/office/drawing/2016/5/11/chartex" xmlns:cx6="http://schemas.microsoft.com/office/drawing/2016/5/12/chartex" xmlns:cx7="http://schemas.microsoft.com/office/drawing/2016/5/13/chartex" xmlns:cx8="http://schemas.microsoft.com/office/drawing/2016/5/14/chartex" xmlns:mc="http://schemas.openxmlformats.org/markup-compatibility/2006" xmlns:aink="http://schemas.microsoft.com/office/drawing/2016/ink" xmlns:am3d="http://schemas.microsoft.com/office/drawing/2017/model3d" xmlns:o="urn:schemas-microsoft-com:office:office" xmlns:oel="http://schemas.microsoft.com/office/2019/extlst" xmlns:r="http://schemas.openxmlformats.org/officeDocument/2006/relationships" xmlns:m="http://schemas.openxmlformats.org/officeDocument/2006/math" xmlns:v="urn:schemas-microsoft-com:vml" xmlns:wp14="http://schemas.microsoft.com/office/word/2010/wordprocessingDrawing" xmlns:wp="http://schemas.openxmlformats.org/drawingml/2006/wordprocessingDrawing" xmlns:w10="urn:schemas-microsoft-com:office:word" xmlns:w="http://schemas.openxmlformats.org/wordprocessingml/2006/main" xmlns:w14="http://schemas.microsoft.com/office/word/2010/wordml" xmlns:w15="http://schemas.microsoft.com/office/word/2012/wordml" xmlns:w16cex="http://schemas.microsoft.com/office/word/2018/wordml/cex" xmlns:w16cid="http://schemas.microsoft.com/office/word/2016/wordml/cid" xmlns:w16="http://schemas.microsoft.com/office/word/2018/wordml" xmlns:w16du="http://schemas.microsoft.com/office/word/2023/wordml/word16du" xmlns:w16sdtdh="http://schemas.microsoft.com/office/word/2020/wordml/sdtdatahash" xmlns:w16sdtfl="http://schemas.microsoft.com/office/word/2024/wordml/sdtformatlock" xmlns:w16se="http://schemas.microsoft.com/office/word/2015/wordml/symex" xmlns:wpg="http://schemas.microsoft.com/office/word/2010/wordprocessingGroup" xmlns:wpi="http://schemas.microsoft.com/office/word/2010/wordprocessingInk" xmlns:wne="http://schemas.microsoft.com/office/word/2006/wordml" xmlns:wps="http://schemas.microsoft.com/office/word/2010/wordprocessingShape" mc:Ignorable="w14 w15 w16se w16cid w16 w16cex w16sdtdh w16sdtfl w16du wp14">
   <w:body>
     <w:p>
       <w:pPr>
@@ -12,7 +12,7 @@
         <w:pStyle w:val="Title"/>
       </w:pPr>
       <w:r>
-        <w:t xml:space="preserve">Comparing Red–Black and AVL Trees</w:t>
+        <w:t>Comparing Red–Black and AVL Trees</w:t>
       </w:r>
     </w:p>
     <w:p>
@@ -20,7 +20,7 @@
         <w:pStyle w:val="Subtitle"/>
       </w:pPr>
       <w:r>
-        <w:t xml:space="preserve">CSD2183 Data Structures — Project 1 — Report</w:t>
+        <w:t>CSD2183 Data Structures — Project 1 — Report</w:t>
       </w:r>
     </w:p>
     <w:p>
@@ -29,9 +29,6 @@
       </w:pPr>
     </w:p>
     <w:p>
-      <w:pPr>
-        <w:spacing w:after="120"/>
-      </w:pPr>
       <w:r>
         <w:rPr>
           <w:b/>
@@ -45,28 +42,51 @@
           <w:iCs/>
           <w:color w:val="595959"/>
         </w:rPr>
-        <w:t xml:space="preserve">&lt;n&gt;</w:t>
-      </w:r>
-    </w:p>
-    <w:p>
-      <w:pPr>
-        <w:spacing w:after="120"/>
-      </w:pPr>
+        <w:t>43</w:t>
+      </w:r>
+    </w:p>
+    <w:p>
       <w:r>
         <w:rPr>
           <w:b/>
           <w:bCs/>
         </w:rPr>
-        <w:t xml:space="preserve">Repository: </w:t>
-      </w:r>
-      <w:r>
-        <w:rPr>
-          <w:i/>
-          <w:iCs/>
-          <w:color w:val="595959"/>
-        </w:rPr>
-        <w:t xml:space="preserve">https://github.com/&lt;owner&gt;/csd2183-project1-team-&lt;n&gt;</w:t>
-      </w:r>
+        <w:t>Repository:</w:t>
+      </w:r>
+      <w:hyperlink r:id="rId8" w:history="1">
+        <w:r>
+          <w:rPr>
+            <w:rStyle w:val="Hyperlink"/>
+            <w:b/>
+            <w:bCs/>
+          </w:rPr>
+          <w:t xml:space="preserve"> </w:t>
+        </w:r>
+        <w:r>
+          <w:rPr>
+            <w:rStyle w:val="Hyperlink"/>
+            <w:b/>
+            <w:bCs/>
+          </w:rPr>
+          <w:t>https://github.com/junwxn/csd2183-project</w:t>
+        </w:r>
+        <w:r>
+          <w:rPr>
+            <w:rStyle w:val="Hyperlink"/>
+            <w:b/>
+            <w:bCs/>
+          </w:rPr>
+          <w:t>1</w:t>
+        </w:r>
+        <w:r>
+          <w:rPr>
+            <w:rStyle w:val="Hyperlink"/>
+            <w:b/>
+            <w:bCs/>
+          </w:rPr>
+          <w:t>-team-43</w:t>
+        </w:r>
+      </w:hyperlink>
     </w:p>
     <w:p>
       <w:pPr>
@@ -78,26 +98,27 @@
         <w:pStyle w:val="Declaration"/>
       </w:pPr>
       <w:r>
-        <w:t xml:space="preserve">We confirm that we followed the rules on AI use in the assignment brief, including disabling AI features in our editors, and that our AI logs contain every AI conversation about this project.</w:t>
-      </w:r>
-    </w:p>
-    <w:p>
-      <w:pPr>
-        <w:spacing w:after="120"/>
-      </w:pPr>
-    </w:p>
+        <w:t>We confirm that we followed the rules on AI use in the assignment brief, including disabling AI features in our editors, and that our AI logs contain every AI conversation about this project.</w:t>
+      </w:r>
+    </w:p>
+    <w:p/>
     <w:tbl>
       <w:tblPr>
-        <w:tblW w:type="dxa" w:w="9026"/>
+        <w:tblW w:w="9026" w:type="dxa"/>
         <w:tblBorders>
-          <w:top w:val="single" w:color="auto" w:sz="4"/>
-          <w:left w:val="single" w:color="auto" w:sz="4"/>
-          <w:bottom w:val="single" w:color="auto" w:sz="4"/>
-          <w:right w:val="single" w:color="auto" w:sz="4"/>
-          <w:insideH w:val="single" w:color="auto" w:sz="4"/>
-          <w:insideV w:val="single" w:color="auto" w:sz="4"/>
+          <w:top w:val="single" w:sz="4" w:space="0" w:color="auto"/>
+          <w:left w:val="single" w:sz="4" w:space="0" w:color="auto"/>
+          <w:bottom w:val="single" w:sz="4" w:space="0" w:color="auto"/>
+          <w:right w:val="single" w:sz="4" w:space="0" w:color="auto"/>
+          <w:insideH w:val="single" w:sz="4" w:space="0" w:color="auto"/>
+          <w:insideV w:val="single" w:sz="4" w:space="0" w:color="auto"/>
         </w:tblBorders>
         <w:tblLayout w:type="fixed"/>
+        <w:tblCellMar>
+          <w:left w:w="10" w:type="dxa"/>
+          <w:right w:w="10" w:type="dxa"/>
+        </w:tblCellMar>
+        <w:tblLook w:val="04A0" w:firstRow="1" w:lastRow="0" w:firstColumn="1" w:lastColumn="0" w:noHBand="0" w:noVBand="1"/>
       </w:tblPr>
       <w:tblGrid>
         <w:gridCol w:w="3800"/>
@@ -105,24 +126,30 @@
         <w:gridCol w:w="3400"/>
       </w:tblGrid>
       <w:tr>
+        <w:tblPrEx>
+          <w:tblCellMar>
+            <w:top w:w="0" w:type="dxa"/>
+            <w:bottom w:w="0" w:type="dxa"/>
+          </w:tblCellMar>
+        </w:tblPrEx>
         <w:trPr>
           <w:tblHeader/>
         </w:trPr>
         <w:tc>
           <w:tcPr>
-            <w:tcW w:type="dxa" w:w="3800"/>
+            <w:tcW w:w="3800" w:type="dxa"/>
             <w:tcBorders>
-              <w:top w:val="single" w:color="808080" w:sz="4"/>
-              <w:left w:val="single" w:color="808080" w:sz="4"/>
-              <w:bottom w:val="single" w:color="808080" w:sz="4"/>
-              <w:right w:val="single" w:color="808080" w:sz="4"/>
+              <w:top w:val="single" w:sz="4" w:space="0" w:color="808080"/>
+              <w:left w:val="single" w:sz="4" w:space="0" w:color="808080"/>
+              <w:bottom w:val="single" w:sz="4" w:space="0" w:color="808080"/>
+              <w:right w:val="single" w:sz="4" w:space="0" w:color="808080"/>
             </w:tcBorders>
-            <w:shd w:fill="EDEDED" w:color="auto" w:val="clear"/>
+            <w:shd w:val="clear" w:color="auto" w:fill="EDEDED"/>
             <w:tcMar>
-              <w:top w:type="dxa" w:w="100"/>
-              <w:left w:type="dxa" w:w="120"/>
-              <w:bottom w:type="dxa" w:w="100"/>
-              <w:right w:type="dxa" w:w="120"/>
+              <w:top w:w="100" w:type="dxa"/>
+              <w:left w:w="120" w:type="dxa"/>
+              <w:bottom w:w="100" w:type="dxa"/>
+              <w:right w:w="120" w:type="dxa"/>
             </w:tcMar>
             <w:vAlign w:val="center"/>
           </w:tcPr>
@@ -132,25 +159,25 @@
                 <w:b/>
                 <w:bCs/>
               </w:rPr>
-              <w:t xml:space="preserve">Name</w:t>
+              <w:t>Name</w:t>
             </w:r>
           </w:p>
         </w:tc>
         <w:tc>
           <w:tcPr>
-            <w:tcW w:type="dxa" w:w="1826"/>
+            <w:tcW w:w="1826" w:type="dxa"/>
             <w:tcBorders>
-              <w:top w:val="single" w:color="808080" w:sz="4"/>
-              <w:left w:val="single" w:color="808080" w:sz="4"/>
-              <w:bottom w:val="single" w:color="808080" w:sz="4"/>
-              <w:right w:val="single" w:color="808080" w:sz="4"/>
+              <w:top w:val="single" w:sz="4" w:space="0" w:color="808080"/>
+              <w:left w:val="single" w:sz="4" w:space="0" w:color="808080"/>
+              <w:bottom w:val="single" w:sz="4" w:space="0" w:color="808080"/>
+              <w:right w:val="single" w:sz="4" w:space="0" w:color="808080"/>
             </w:tcBorders>
-            <w:shd w:fill="EDEDED" w:color="auto" w:val="clear"/>
+            <w:shd w:val="clear" w:color="auto" w:fill="EDEDED"/>
             <w:tcMar>
-              <w:top w:type="dxa" w:w="100"/>
-              <w:left w:type="dxa" w:w="120"/>
-              <w:bottom w:type="dxa" w:w="100"/>
-              <w:right w:type="dxa" w:w="120"/>
+              <w:top w:w="100" w:type="dxa"/>
+              <w:left w:w="120" w:type="dxa"/>
+              <w:bottom w:w="100" w:type="dxa"/>
+              <w:right w:w="120" w:type="dxa"/>
             </w:tcMar>
             <w:vAlign w:val="center"/>
           </w:tcPr>
@@ -160,25 +187,25 @@
                 <w:b/>
                 <w:bCs/>
               </w:rPr>
-              <w:t xml:space="preserve">Student ID</w:t>
+              <w:t>Student ID</w:t>
             </w:r>
           </w:p>
         </w:tc>
         <w:tc>
           <w:tcPr>
-            <w:tcW w:type="dxa" w:w="3400"/>
+            <w:tcW w:w="3400" w:type="dxa"/>
             <w:tcBorders>
-              <w:top w:val="single" w:color="808080" w:sz="4"/>
-              <w:left w:val="single" w:color="808080" w:sz="4"/>
-              <w:bottom w:val="single" w:color="808080" w:sz="4"/>
-              <w:right w:val="single" w:color="808080" w:sz="4"/>
+              <w:top w:val="single" w:sz="4" w:space="0" w:color="808080"/>
+              <w:left w:val="single" w:sz="4" w:space="0" w:color="808080"/>
+              <w:bottom w:val="single" w:sz="4" w:space="0" w:color="808080"/>
+              <w:right w:val="single" w:sz="4" w:space="0" w:color="808080"/>
             </w:tcBorders>
-            <w:shd w:fill="EDEDED" w:color="auto" w:val="clear"/>
+            <w:shd w:val="clear" w:color="auto" w:fill="EDEDED"/>
             <w:tcMar>
-              <w:top w:type="dxa" w:w="100"/>
-              <w:left w:type="dxa" w:w="120"/>
-              <w:bottom w:type="dxa" w:w="100"/>
-              <w:right w:type="dxa" w:w="120"/>
+              <w:top w:w="100" w:type="dxa"/>
+              <w:left w:w="120" w:type="dxa"/>
+              <w:bottom w:w="100" w:type="dxa"/>
+              <w:right w:w="120" w:type="dxa"/>
             </w:tcMar>
             <w:vAlign w:val="center"/>
           </w:tcPr>
@@ -188,439 +215,357 @@
                 <w:b/>
                 <w:bCs/>
               </w:rPr>
-              <w:t xml:space="preserve">Signature</w:t>
+              <w:t>Signature</w:t>
             </w:r>
           </w:p>
         </w:tc>
       </w:tr>
       <w:tr>
+        <w:tblPrEx>
+          <w:tblCellMar>
+            <w:top w:w="0" w:type="dxa"/>
+            <w:bottom w:w="0" w:type="dxa"/>
+          </w:tblCellMar>
+        </w:tblPrEx>
         <w:trPr>
-          <w:trHeight w:val="560" w:hRule="atLeast"/>
+          <w:trHeight w:val="560"/>
         </w:trPr>
         <w:tc>
           <w:tcPr>
-            <w:tcW w:type="dxa" w:w="3800"/>
+            <w:tcW w:w="3800" w:type="dxa"/>
             <w:tcBorders>
-              <w:top w:val="single" w:color="808080" w:sz="4"/>
-              <w:left w:val="single" w:color="808080" w:sz="4"/>
-              <w:bottom w:val="single" w:color="808080" w:sz="4"/>
-              <w:right w:val="single" w:color="808080" w:sz="4"/>
+              <w:top w:val="single" w:sz="4" w:space="0" w:color="808080"/>
+              <w:left w:val="single" w:sz="4" w:space="0" w:color="808080"/>
+              <w:bottom w:val="single" w:sz="4" w:space="0" w:color="808080"/>
+              <w:right w:val="single" w:sz="4" w:space="0" w:color="808080"/>
             </w:tcBorders>
             <w:tcMar>
-              <w:top w:type="dxa" w:w="100"/>
-              <w:left w:type="dxa" w:w="120"/>
-              <w:bottom w:type="dxa" w:w="100"/>
-              <w:right w:type="dxa" w:w="120"/>
+              <w:top w:w="100" w:type="dxa"/>
+              <w:left w:w="120" w:type="dxa"/>
+              <w:bottom w:w="100" w:type="dxa"/>
+              <w:right w:w="120" w:type="dxa"/>
             </w:tcMar>
             <w:vAlign w:val="center"/>
           </w:tcPr>
           <w:p>
             <w:r>
-              <w:rPr>
-                <w:b w:val="false"/>
-                <w:bCs w:val="false"/>
-              </w:rPr>
-              <w:t xml:space="preserve"/>
+              <w:t>Chiu Jun Wen</w:t>
             </w:r>
           </w:p>
         </w:tc>
         <w:tc>
           <w:tcPr>
-            <w:tcW w:type="dxa" w:w="1826"/>
+            <w:tcW w:w="1826" w:type="dxa"/>
             <w:tcBorders>
-              <w:top w:val="single" w:color="808080" w:sz="4"/>
-              <w:left w:val="single" w:color="808080" w:sz="4"/>
-              <w:bottom w:val="single" w:color="808080" w:sz="4"/>
-              <w:right w:val="single" w:color="808080" w:sz="4"/>
+              <w:top w:val="single" w:sz="4" w:space="0" w:color="808080"/>
+              <w:left w:val="single" w:sz="4" w:space="0" w:color="808080"/>
+              <w:bottom w:val="single" w:sz="4" w:space="0" w:color="808080"/>
+              <w:right w:val="single" w:sz="4" w:space="0" w:color="808080"/>
             </w:tcBorders>
             <w:tcMar>
-              <w:top w:type="dxa" w:w="100"/>
-              <w:left w:type="dxa" w:w="120"/>
-              <w:bottom w:type="dxa" w:w="100"/>
-              <w:right w:type="dxa" w:w="120"/>
+              <w:top w:w="100" w:type="dxa"/>
+              <w:left w:w="120" w:type="dxa"/>
+              <w:bottom w:w="100" w:type="dxa"/>
+              <w:right w:w="120" w:type="dxa"/>
             </w:tcMar>
             <w:vAlign w:val="center"/>
           </w:tcPr>
           <w:p>
             <w:r>
-              <w:rPr>
-                <w:b w:val="false"/>
-                <w:bCs w:val="false"/>
-              </w:rPr>
-              <w:t xml:space="preserve"/>
+              <w:t>2500602</w:t>
             </w:r>
           </w:p>
         </w:tc>
         <w:tc>
           <w:tcPr>
-            <w:tcW w:type="dxa" w:w="3400"/>
+            <w:tcW w:w="3400" w:type="dxa"/>
             <w:tcBorders>
-              <w:top w:val="single" w:color="808080" w:sz="4"/>
-              <w:left w:val="single" w:color="808080" w:sz="4"/>
-              <w:bottom w:val="single" w:color="808080" w:sz="4"/>
-              <w:right w:val="single" w:color="808080" w:sz="4"/>
+              <w:top w:val="single" w:sz="4" w:space="0" w:color="808080"/>
+              <w:left w:val="single" w:sz="4" w:space="0" w:color="808080"/>
+              <w:bottom w:val="single" w:sz="4" w:space="0" w:color="808080"/>
+              <w:right w:val="single" w:sz="4" w:space="0" w:color="808080"/>
             </w:tcBorders>
             <w:tcMar>
-              <w:top w:type="dxa" w:w="100"/>
-              <w:left w:type="dxa" w:w="120"/>
-              <w:bottom w:type="dxa" w:w="100"/>
-              <w:right w:type="dxa" w:w="120"/>
+              <w:top w:w="100" w:type="dxa"/>
+              <w:left w:w="120" w:type="dxa"/>
+              <w:bottom w:w="100" w:type="dxa"/>
+              <w:right w:w="120" w:type="dxa"/>
             </w:tcMar>
             <w:vAlign w:val="center"/>
           </w:tcPr>
-          <w:p>
-            <w:r>
-              <w:rPr>
-                <w:b w:val="false"/>
-                <w:bCs w:val="false"/>
-              </w:rPr>
-              <w:t xml:space="preserve"/>
-            </w:r>
-          </w:p>
+          <w:p/>
         </w:tc>
       </w:tr>
       <w:tr>
+        <w:tblPrEx>
+          <w:tblCellMar>
+            <w:top w:w="0" w:type="dxa"/>
+            <w:bottom w:w="0" w:type="dxa"/>
+          </w:tblCellMar>
+        </w:tblPrEx>
         <w:trPr>
-          <w:trHeight w:val="560" w:hRule="atLeast"/>
+          <w:trHeight w:val="560"/>
         </w:trPr>
         <w:tc>
           <w:tcPr>
-            <w:tcW w:type="dxa" w:w="3800"/>
+            <w:tcW w:w="3800" w:type="dxa"/>
             <w:tcBorders>
-              <w:top w:val="single" w:color="808080" w:sz="4"/>
-              <w:left w:val="single" w:color="808080" w:sz="4"/>
-              <w:bottom w:val="single" w:color="808080" w:sz="4"/>
-              <w:right w:val="single" w:color="808080" w:sz="4"/>
+              <w:top w:val="single" w:sz="4" w:space="0" w:color="808080"/>
+              <w:left w:val="single" w:sz="4" w:space="0" w:color="808080"/>
+              <w:bottom w:val="single" w:sz="4" w:space="0" w:color="808080"/>
+              <w:right w:val="single" w:sz="4" w:space="0" w:color="808080"/>
             </w:tcBorders>
             <w:tcMar>
-              <w:top w:type="dxa" w:w="100"/>
-              <w:left w:type="dxa" w:w="120"/>
-              <w:bottom w:type="dxa" w:w="100"/>
-              <w:right w:type="dxa" w:w="120"/>
+              <w:top w:w="100" w:type="dxa"/>
+              <w:left w:w="120" w:type="dxa"/>
+              <w:bottom w:w="100" w:type="dxa"/>
+              <w:right w:w="120" w:type="dxa"/>
             </w:tcMar>
             <w:vAlign w:val="center"/>
           </w:tcPr>
-          <w:p>
-            <w:r>
-              <w:rPr>
-                <w:b w:val="false"/>
-                <w:bCs w:val="false"/>
-              </w:rPr>
-              <w:t xml:space="preserve"/>
-            </w:r>
-          </w:p>
+          <w:p/>
         </w:tc>
         <w:tc>
           <w:tcPr>
-            <w:tcW w:type="dxa" w:w="1826"/>
+            <w:tcW w:w="1826" w:type="dxa"/>
             <w:tcBorders>
-              <w:top w:val="single" w:color="808080" w:sz="4"/>
-              <w:left w:val="single" w:color="808080" w:sz="4"/>
-              <w:bottom w:val="single" w:color="808080" w:sz="4"/>
-              <w:right w:val="single" w:color="808080" w:sz="4"/>
+              <w:top w:val="single" w:sz="4" w:space="0" w:color="808080"/>
+              <w:left w:val="single" w:sz="4" w:space="0" w:color="808080"/>
+              <w:bottom w:val="single" w:sz="4" w:space="0" w:color="808080"/>
+              <w:right w:val="single" w:sz="4" w:space="0" w:color="808080"/>
             </w:tcBorders>
             <w:tcMar>
-              <w:top w:type="dxa" w:w="100"/>
-              <w:left w:type="dxa" w:w="120"/>
-              <w:bottom w:type="dxa" w:w="100"/>
-              <w:right w:type="dxa" w:w="120"/>
+              <w:top w:w="100" w:type="dxa"/>
+              <w:left w:w="120" w:type="dxa"/>
+              <w:bottom w:w="100" w:type="dxa"/>
+              <w:right w:w="120" w:type="dxa"/>
             </w:tcMar>
             <w:vAlign w:val="center"/>
           </w:tcPr>
-          <w:p>
-            <w:r>
-              <w:rPr>
-                <w:b w:val="false"/>
-                <w:bCs w:val="false"/>
-              </w:rPr>
-              <w:t xml:space="preserve"/>
-            </w:r>
-          </w:p>
+          <w:p/>
         </w:tc>
         <w:tc>
           <w:tcPr>
-            <w:tcW w:type="dxa" w:w="3400"/>
+            <w:tcW w:w="3400" w:type="dxa"/>
             <w:tcBorders>
-              <w:top w:val="single" w:color="808080" w:sz="4"/>
-              <w:left w:val="single" w:color="808080" w:sz="4"/>
-              <w:bottom w:val="single" w:color="808080" w:sz="4"/>
-              <w:right w:val="single" w:color="808080" w:sz="4"/>
+              <w:top w:val="single" w:sz="4" w:space="0" w:color="808080"/>
+              <w:left w:val="single" w:sz="4" w:space="0" w:color="808080"/>
+              <w:bottom w:val="single" w:sz="4" w:space="0" w:color="808080"/>
+              <w:right w:val="single" w:sz="4" w:space="0" w:color="808080"/>
             </w:tcBorders>
             <w:tcMar>
-              <w:top w:type="dxa" w:w="100"/>
-              <w:left w:type="dxa" w:w="120"/>
-              <w:bottom w:type="dxa" w:w="100"/>
-              <w:right w:type="dxa" w:w="120"/>
+              <w:top w:w="100" w:type="dxa"/>
+              <w:left w:w="120" w:type="dxa"/>
+              <w:bottom w:w="100" w:type="dxa"/>
+              <w:right w:w="120" w:type="dxa"/>
             </w:tcMar>
             <w:vAlign w:val="center"/>
           </w:tcPr>
-          <w:p>
-            <w:r>
-              <w:rPr>
-                <w:b w:val="false"/>
-                <w:bCs w:val="false"/>
-              </w:rPr>
-              <w:t xml:space="preserve"/>
-            </w:r>
-          </w:p>
+          <w:p/>
         </w:tc>
       </w:tr>
       <w:tr>
+        <w:tblPrEx>
+          <w:tblCellMar>
+            <w:top w:w="0" w:type="dxa"/>
+            <w:bottom w:w="0" w:type="dxa"/>
+          </w:tblCellMar>
+        </w:tblPrEx>
         <w:trPr>
-          <w:trHeight w:val="560" w:hRule="atLeast"/>
+          <w:trHeight w:val="560"/>
         </w:trPr>
         <w:tc>
           <w:tcPr>
-            <w:tcW w:type="dxa" w:w="3800"/>
+            <w:tcW w:w="3800" w:type="dxa"/>
             <w:tcBorders>
-              <w:top w:val="single" w:color="808080" w:sz="4"/>
-              <w:left w:val="single" w:color="808080" w:sz="4"/>
-              <w:bottom w:val="single" w:color="808080" w:sz="4"/>
-              <w:right w:val="single" w:color="808080" w:sz="4"/>
+              <w:top w:val="single" w:sz="4" w:space="0" w:color="808080"/>
+              <w:left w:val="single" w:sz="4" w:space="0" w:color="808080"/>
+              <w:bottom w:val="single" w:sz="4" w:space="0" w:color="808080"/>
+              <w:right w:val="single" w:sz="4" w:space="0" w:color="808080"/>
             </w:tcBorders>
             <w:tcMar>
-              <w:top w:type="dxa" w:w="100"/>
-              <w:left w:type="dxa" w:w="120"/>
-              <w:bottom w:type="dxa" w:w="100"/>
-              <w:right w:type="dxa" w:w="120"/>
+              <w:top w:w="100" w:type="dxa"/>
+              <w:left w:w="120" w:type="dxa"/>
+              <w:bottom w:w="100" w:type="dxa"/>
+              <w:right w:w="120" w:type="dxa"/>
             </w:tcMar>
             <w:vAlign w:val="center"/>
           </w:tcPr>
-          <w:p>
-            <w:r>
-              <w:rPr>
-                <w:b w:val="false"/>
-                <w:bCs w:val="false"/>
-              </w:rPr>
-              <w:t xml:space="preserve"/>
-            </w:r>
-          </w:p>
+          <w:p/>
         </w:tc>
         <w:tc>
           <w:tcPr>
-            <w:tcW w:type="dxa" w:w="1826"/>
+            <w:tcW w:w="1826" w:type="dxa"/>
             <w:tcBorders>
-              <w:top w:val="single" w:color="808080" w:sz="4"/>
-              <w:left w:val="single" w:color="808080" w:sz="4"/>
-              <w:bottom w:val="single" w:color="808080" w:sz="4"/>
-              <w:right w:val="single" w:color="808080" w:sz="4"/>
+              <w:top w:val="single" w:sz="4" w:space="0" w:color="808080"/>
+              <w:left w:val="single" w:sz="4" w:space="0" w:color="808080"/>
+              <w:bottom w:val="single" w:sz="4" w:space="0" w:color="808080"/>
+              <w:right w:val="single" w:sz="4" w:space="0" w:color="808080"/>
             </w:tcBorders>
             <w:tcMar>
-              <w:top w:type="dxa" w:w="100"/>
-              <w:left w:type="dxa" w:w="120"/>
-              <w:bottom w:type="dxa" w:w="100"/>
-              <w:right w:type="dxa" w:w="120"/>
+              <w:top w:w="100" w:type="dxa"/>
+              <w:left w:w="120" w:type="dxa"/>
+              <w:bottom w:w="100" w:type="dxa"/>
+              <w:right w:w="120" w:type="dxa"/>
             </w:tcMar>
             <w:vAlign w:val="center"/>
           </w:tcPr>
-          <w:p>
-            <w:r>
-              <w:rPr>
-                <w:b w:val="false"/>
-                <w:bCs w:val="false"/>
-              </w:rPr>
-              <w:t xml:space="preserve"/>
-            </w:r>
-          </w:p>
+          <w:p/>
         </w:tc>
         <w:tc>
           <w:tcPr>
-            <w:tcW w:type="dxa" w:w="3400"/>
+            <w:tcW w:w="3400" w:type="dxa"/>
             <w:tcBorders>
-              <w:top w:val="single" w:color="808080" w:sz="4"/>
-              <w:left w:val="single" w:color="808080" w:sz="4"/>
-              <w:bottom w:val="single" w:color="808080" w:sz="4"/>
-              <w:right w:val="single" w:color="808080" w:sz="4"/>
+              <w:top w:val="single" w:sz="4" w:space="0" w:color="808080"/>
+              <w:left w:val="single" w:sz="4" w:space="0" w:color="808080"/>
+              <w:bottom w:val="single" w:sz="4" w:space="0" w:color="808080"/>
+              <w:right w:val="single" w:sz="4" w:space="0" w:color="808080"/>
             </w:tcBorders>
             <w:tcMar>
-              <w:top w:type="dxa" w:w="100"/>
-              <w:left w:type="dxa" w:w="120"/>
-              <w:bottom w:type="dxa" w:w="100"/>
-              <w:right w:type="dxa" w:w="120"/>
+              <w:top w:w="100" w:type="dxa"/>
+              <w:left w:w="120" w:type="dxa"/>
+              <w:bottom w:w="100" w:type="dxa"/>
+              <w:right w:w="120" w:type="dxa"/>
             </w:tcMar>
             <w:vAlign w:val="center"/>
           </w:tcPr>
-          <w:p>
-            <w:r>
-              <w:rPr>
-                <w:b w:val="false"/>
-                <w:bCs w:val="false"/>
-              </w:rPr>
-              <w:t xml:space="preserve"/>
-            </w:r>
-          </w:p>
+          <w:p/>
         </w:tc>
       </w:tr>
       <w:tr>
+        <w:tblPrEx>
+          <w:tblCellMar>
+            <w:top w:w="0" w:type="dxa"/>
+            <w:bottom w:w="0" w:type="dxa"/>
+          </w:tblCellMar>
+        </w:tblPrEx>
         <w:trPr>
-          <w:trHeight w:val="560" w:hRule="atLeast"/>
+          <w:trHeight w:val="560"/>
         </w:trPr>
         <w:tc>
           <w:tcPr>
-            <w:tcW w:type="dxa" w:w="3800"/>
+            <w:tcW w:w="3800" w:type="dxa"/>
             <w:tcBorders>
-              <w:top w:val="single" w:color="808080" w:sz="4"/>
-              <w:left w:val="single" w:color="808080" w:sz="4"/>
-              <w:bottom w:val="single" w:color="808080" w:sz="4"/>
-              <w:right w:val="single" w:color="808080" w:sz="4"/>
+              <w:top w:val="single" w:sz="4" w:space="0" w:color="808080"/>
+              <w:left w:val="single" w:sz="4" w:space="0" w:color="808080"/>
+              <w:bottom w:val="single" w:sz="4" w:space="0" w:color="808080"/>
+              <w:right w:val="single" w:sz="4" w:space="0" w:color="808080"/>
             </w:tcBorders>
             <w:tcMar>
-              <w:top w:type="dxa" w:w="100"/>
-              <w:left w:type="dxa" w:w="120"/>
-              <w:bottom w:type="dxa" w:w="100"/>
-              <w:right w:type="dxa" w:w="120"/>
+              <w:top w:w="100" w:type="dxa"/>
+              <w:left w:w="120" w:type="dxa"/>
+              <w:bottom w:w="100" w:type="dxa"/>
+              <w:right w:w="120" w:type="dxa"/>
             </w:tcMar>
             <w:vAlign w:val="center"/>
           </w:tcPr>
-          <w:p>
-            <w:r>
-              <w:rPr>
-                <w:b w:val="false"/>
-                <w:bCs w:val="false"/>
-              </w:rPr>
-              <w:t xml:space="preserve"/>
-            </w:r>
-          </w:p>
+          <w:p/>
         </w:tc>
         <w:tc>
           <w:tcPr>
-            <w:tcW w:type="dxa" w:w="1826"/>
+            <w:tcW w:w="1826" w:type="dxa"/>
             <w:tcBorders>
-              <w:top w:val="single" w:color="808080" w:sz="4"/>
-              <w:left w:val="single" w:color="808080" w:sz="4"/>
-              <w:bottom w:val="single" w:color="808080" w:sz="4"/>
-              <w:right w:val="single" w:color="808080" w:sz="4"/>
+              <w:top w:val="single" w:sz="4" w:space="0" w:color="808080"/>
+              <w:left w:val="single" w:sz="4" w:space="0" w:color="808080"/>
+              <w:bottom w:val="single" w:sz="4" w:space="0" w:color="808080"/>
+              <w:right w:val="single" w:sz="4" w:space="0" w:color="808080"/>
             </w:tcBorders>
             <w:tcMar>
-              <w:top w:type="dxa" w:w="100"/>
-              <w:left w:type="dxa" w:w="120"/>
-              <w:bottom w:type="dxa" w:w="100"/>
-              <w:right w:type="dxa" w:w="120"/>
+              <w:top w:w="100" w:type="dxa"/>
+              <w:left w:w="120" w:type="dxa"/>
+              <w:bottom w:w="100" w:type="dxa"/>
+              <w:right w:w="120" w:type="dxa"/>
             </w:tcMar>
             <w:vAlign w:val="center"/>
           </w:tcPr>
-          <w:p>
-            <w:r>
-              <w:rPr>
-                <w:b w:val="false"/>
-                <w:bCs w:val="false"/>
-              </w:rPr>
-              <w:t xml:space="preserve"/>
-            </w:r>
-          </w:p>
+          <w:p/>
         </w:tc>
         <w:tc>
           <w:tcPr>
-            <w:tcW w:type="dxa" w:w="3400"/>
+            <w:tcW w:w="3400" w:type="dxa"/>
             <w:tcBorders>
-              <w:top w:val="single" w:color="808080" w:sz="4"/>
-              <w:left w:val="single" w:color="808080" w:sz="4"/>
-              <w:bottom w:val="single" w:color="808080" w:sz="4"/>
-              <w:right w:val="single" w:color="808080" w:sz="4"/>
+              <w:top w:val="single" w:sz="4" w:space="0" w:color="808080"/>
+              <w:left w:val="single" w:sz="4" w:space="0" w:color="808080"/>
+              <w:bottom w:val="single" w:sz="4" w:space="0" w:color="808080"/>
+              <w:right w:val="single" w:sz="4" w:space="0" w:color="808080"/>
             </w:tcBorders>
             <w:tcMar>
-              <w:top w:type="dxa" w:w="100"/>
-              <w:left w:type="dxa" w:w="120"/>
-              <w:bottom w:type="dxa" w:w="100"/>
-              <w:right w:type="dxa" w:w="120"/>
+              <w:top w:w="100" w:type="dxa"/>
+              <w:left w:w="120" w:type="dxa"/>
+              <w:bottom w:w="100" w:type="dxa"/>
+              <w:right w:w="120" w:type="dxa"/>
             </w:tcMar>
             <w:vAlign w:val="center"/>
           </w:tcPr>
-          <w:p>
-            <w:r>
-              <w:rPr>
-                <w:b w:val="false"/>
-                <w:bCs w:val="false"/>
-              </w:rPr>
-              <w:t xml:space="preserve"/>
-            </w:r>
-          </w:p>
+          <w:p/>
         </w:tc>
       </w:tr>
       <w:tr>
+        <w:tblPrEx>
+          <w:tblCellMar>
+            <w:top w:w="0" w:type="dxa"/>
+            <w:bottom w:w="0" w:type="dxa"/>
+          </w:tblCellMar>
+        </w:tblPrEx>
         <w:trPr>
-          <w:trHeight w:val="560" w:hRule="atLeast"/>
+          <w:trHeight w:val="560"/>
         </w:trPr>
         <w:tc>
           <w:tcPr>
-            <w:tcW w:type="dxa" w:w="3800"/>
+            <w:tcW w:w="3800" w:type="dxa"/>
             <w:tcBorders>
-              <w:top w:val="single" w:color="808080" w:sz="4"/>
-              <w:left w:val="single" w:color="808080" w:sz="4"/>
-              <w:bottom w:val="single" w:color="808080" w:sz="4"/>
-              <w:right w:val="single" w:color="808080" w:sz="4"/>
+              <w:top w:val="single" w:sz="4" w:space="0" w:color="808080"/>
+              <w:left w:val="single" w:sz="4" w:space="0" w:color="808080"/>
+              <w:bottom w:val="single" w:sz="4" w:space="0" w:color="808080"/>
+              <w:right w:val="single" w:sz="4" w:space="0" w:color="808080"/>
             </w:tcBorders>
             <w:tcMar>
-              <w:top w:type="dxa" w:w="100"/>
-              <w:left w:type="dxa" w:w="120"/>
-              <w:bottom w:type="dxa" w:w="100"/>
-              <w:right w:type="dxa" w:w="120"/>
+              <w:top w:w="100" w:type="dxa"/>
+              <w:left w:w="120" w:type="dxa"/>
+              <w:bottom w:w="100" w:type="dxa"/>
+              <w:right w:w="120" w:type="dxa"/>
             </w:tcMar>
             <w:vAlign w:val="center"/>
           </w:tcPr>
-          <w:p>
-            <w:r>
-              <w:rPr>
-                <w:b w:val="false"/>
-                <w:bCs w:val="false"/>
-              </w:rPr>
-              <w:t xml:space="preserve"/>
-            </w:r>
-          </w:p>
+          <w:p/>
         </w:tc>
         <w:tc>
           <w:tcPr>
-            <w:tcW w:type="dxa" w:w="1826"/>
+            <w:tcW w:w="1826" w:type="dxa"/>
             <w:tcBorders>
-              <w:top w:val="single" w:color="808080" w:sz="4"/>
-              <w:left w:val="single" w:color="808080" w:sz="4"/>
-              <w:bottom w:val="single" w:color="808080" w:sz="4"/>
-              <w:right w:val="single" w:color="808080" w:sz="4"/>
+              <w:top w:val="single" w:sz="4" w:space="0" w:color="808080"/>
+              <w:left w:val="single" w:sz="4" w:space="0" w:color="808080"/>
+              <w:bottom w:val="single" w:sz="4" w:space="0" w:color="808080"/>
+              <w:right w:val="single" w:sz="4" w:space="0" w:color="808080"/>
             </w:tcBorders>
             <w:tcMar>
-              <w:top w:type="dxa" w:w="100"/>
-              <w:left w:type="dxa" w:w="120"/>
-              <w:bottom w:type="dxa" w:w="100"/>
-              <w:right w:type="dxa" w:w="120"/>
+              <w:top w:w="100" w:type="dxa"/>
+              <w:left w:w="120" w:type="dxa"/>
+              <w:bottom w:w="100" w:type="dxa"/>
+              <w:right w:w="120" w:type="dxa"/>
             </w:tcMar>
             <w:vAlign w:val="center"/>
           </w:tcPr>
-          <w:p>
-            <w:r>
-              <w:rPr>
-                <w:b w:val="false"/>
-                <w:bCs w:val="false"/>
-              </w:rPr>
-              <w:t xml:space="preserve"/>
-            </w:r>
-          </w:p>
+          <w:p/>
         </w:tc>
         <w:tc>
           <w:tcPr>
-            <w:tcW w:type="dxa" w:w="3400"/>
+            <w:tcW w:w="3400" w:type="dxa"/>
             <w:tcBorders>
-              <w:top w:val="single" w:color="808080" w:sz="4"/>
-              <w:left w:val="single" w:color="808080" w:sz="4"/>
-              <w:bottom w:val="single" w:color="808080" w:sz="4"/>
-              <w:right w:val="single" w:color="808080" w:sz="4"/>
+              <w:top w:val="single" w:sz="4" w:space="0" w:color="808080"/>
+              <w:left w:val="single" w:sz="4" w:space="0" w:color="808080"/>
+              <w:bottom w:val="single" w:sz="4" w:space="0" w:color="808080"/>
+              <w:right w:val="single" w:sz="4" w:space="0" w:color="808080"/>
             </w:tcBorders>
             <w:tcMar>
-              <w:top w:type="dxa" w:w="100"/>
-              <w:left w:type="dxa" w:w="120"/>
-              <w:bottom w:type="dxa" w:w="100"/>
-              <w:right w:type="dxa" w:w="120"/>
+              <w:top w:w="100" w:type="dxa"/>
+              <w:left w:w="120" w:type="dxa"/>
+              <w:bottom w:w="100" w:type="dxa"/>
+              <w:right w:w="120" w:type="dxa"/>
             </w:tcMar>
             <w:vAlign w:val="center"/>
           </w:tcPr>
-          <w:p>
-            <w:r>
-              <w:rPr>
-                <w:b w:val="false"/>
-                <w:bCs w:val="false"/>
-              </w:rPr>
-              <w:t xml:space="preserve"/>
-            </w:r>
-          </w:p>
+          <w:p/>
         </w:tc>
       </w:tr>
     </w:tbl>
@@ -634,7 +579,7 @@
         <w:pStyle w:val="Guidance"/>
       </w:pPr>
       <w:r>
-        <w:t xml:space="preserve">How to use this template: keep all section headings and the wording of the declaration above, replace the grey guidance text in each section with your own text, and delete any guidance that remains before you submit. Every team member signs the declaration. The title page does not count toward the 2,500-word limit.</w:t>
+        <w:t>How to use this template: keep all section headings and the wording of the declaration above, replace the grey guidance text in each section with your own text, and delete any guidance that remains before you submit. Every team member signs the declaration. The title page does not count toward the 2,500-word limit.</w:t>
       </w:r>
     </w:p>
     <w:p>
@@ -647,7 +592,8 @@
         <w:pStyle w:val="Heading1"/>
       </w:pPr>
       <w:r>
-        <w:t xml:space="preserve">Implementation</w:t>
+        <w:lastRenderedPageBreak/>
+        <w:t>Implementation</w:t>
       </w:r>
     </w:p>
     <w:p>
@@ -655,7 +601,33 @@
         <w:pStyle w:val="Guidance"/>
       </w:pPr>
       <w:r>
-        <w:t xml:space="preserve">Suggested length: 400 words. Describe the design decisions for both trees, and your AVL deletion algorithm, identified as customary or alternative (Brown, 2025), with an argument that it preserves the AVL property in O(lg n) time. Refer to your code by file and function name.</w:t>
+        <w:t xml:space="preserve">Suggested length: 400 words. Describe the design decisions for both trees, and your AVL deletion algorithm, identified as customary or alternative (Brown, 2025), with an argument that it preserves the AVL property in </w:t>
+      </w:r>
+      <w:proofErr w:type="gramStart"/>
+      <w:r>
+        <w:t>O(</w:t>
+      </w:r>
+      <w:proofErr w:type="spellStart"/>
+      <w:proofErr w:type="gramEnd"/>
+      <w:r>
+        <w:t>lg</w:t>
+      </w:r>
+      <w:proofErr w:type="spellEnd"/>
+      <w:r>
+        <w:t xml:space="preserve"> n) time. Refer to your code by file and function name.</w:t>
+      </w:r>
+    </w:p>
+    <w:p>
+      <w:r>
+        <w:t xml:space="preserve">The red-black tree mostly follows the pseudocode by </w:t>
+      </w:r>
+      <w:proofErr w:type="spellStart"/>
+      <w:r>
+        <w:t>cormen</w:t>
+      </w:r>
+      <w:proofErr w:type="spellEnd"/>
+      <w:r>
+        <w:t xml:space="preserve"> et al lmao, all implementation follows it closely</w:t>
       </w:r>
     </w:p>
     <w:p>
@@ -663,7 +635,7 @@
         <w:pStyle w:val="Heading1"/>
       </w:pPr>
       <w:r>
-        <w:t xml:space="preserve">Testing</w:t>
+        <w:t>Testing</w:t>
       </w:r>
     </w:p>
     <w:p>
@@ -671,7 +643,15 @@
         <w:pStyle w:val="Guidance"/>
       </w:pPr>
       <w:r>
-        <w:t xml:space="preserve">Suggested length: 250 words. Explain how your tests in tests/ target likely defects, and describe the defects you found and fixed.</w:t>
+        <w:t xml:space="preserve">Suggested length: 250 words. Explain how your tests in tests/ target likely </w:t>
+      </w:r>
+      <w:proofErr w:type="gramStart"/>
+      <w:r>
+        <w:t>defects, and</w:t>
+      </w:r>
+      <w:proofErr w:type="gramEnd"/>
+      <w:r>
+        <w:t xml:space="preserve"> describe the defects you found and fixed.</w:t>
       </w:r>
     </w:p>
     <w:p>
@@ -679,7 +659,7 @@
         <w:pStyle w:val="Heading1"/>
       </w:pPr>
       <w:r>
-        <w:t xml:space="preserve">Experiments</w:t>
+        <w:t>Experiments</w:t>
       </w:r>
     </w:p>
     <w:p>
@@ -687,7 +667,7 @@
         <w:pStyle w:val="Guidance"/>
       </w:pPr>
       <w:r>
-        <w:t xml:space="preserve">Suggested length: 700 words. Describe your method, present every measured result in a table or a plot, and interpret the results. Insert tables and figures with numbered captions (References &gt; Insert Caption) and refer to each in the text.</w:t>
+        <w:t>Suggested length: 700 words. Describe your method, present every measured result in a table or a plot, and interpret the results. Insert tables and figures with numbered captions (References &gt; Insert Caption) and refer to each in the text.</w:t>
       </w:r>
     </w:p>
     <w:p>
@@ -695,7 +675,7 @@
         <w:pStyle w:val="Heading1"/>
       </w:pPr>
       <w:r>
-        <w:t xml:space="preserve">Literature Comparison</w:t>
+        <w:t>Literature Comparison</w:t>
       </w:r>
     </w:p>
     <w:p>
@@ -703,7 +683,15 @@
         <w:pStyle w:val="Guidance"/>
       </w:pPr>
       <w:r>
-        <w:t xml:space="preserve">Suggested length: 450 words. Cover the points listed in the section Literature Comparison of the assignment brief, and tie every statement about the article to a page, table, or figure of version 21.</w:t>
+        <w:t xml:space="preserve">Suggested length: 450 words. Cover the points listed in the section Literature Comparison of the assignment </w:t>
+      </w:r>
+      <w:proofErr w:type="gramStart"/>
+      <w:r>
+        <w:t>brief, and</w:t>
+      </w:r>
+      <w:proofErr w:type="gramEnd"/>
+      <w:r>
+        <w:t xml:space="preserve"> tie every statement about the article to a page, table, or figure of version 21.</w:t>
       </w:r>
     </w:p>
     <w:p>
@@ -711,7 +699,7 @@
         <w:pStyle w:val="Heading1"/>
       </w:pPr>
       <w:r>
-        <w:t xml:space="preserve">AI Reflection</w:t>
+        <w:t>AI Reflection</w:t>
       </w:r>
     </w:p>
     <w:p>
@@ -719,7 +707,15 @@
         <w:pStyle w:val="Guidance"/>
       </w:pPr>
       <w:r>
-        <w:t xml:space="preserve">Suggested length: 500 words. Cover the points listed in the section AI Reflection of the assignment brief, and support each claim with a reference to the log file and line numbers.</w:t>
+        <w:t xml:space="preserve">Suggested length: 500 words. Cover the points listed in the section AI Reflection of the assignment </w:t>
+      </w:r>
+      <w:proofErr w:type="gramStart"/>
+      <w:r>
+        <w:t>brief, and</w:t>
+      </w:r>
+      <w:proofErr w:type="gramEnd"/>
+      <w:r>
+        <w:t xml:space="preserve"> support each claim with a reference to the log file and line numbers.</w:t>
       </w:r>
     </w:p>
     <w:p>
@@ -727,7 +723,7 @@
         <w:pStyle w:val="Heading1"/>
       </w:pPr>
       <w:r>
-        <w:t xml:space="preserve">Conclusions</w:t>
+        <w:t>Conclusions</w:t>
       </w:r>
     </w:p>
     <w:p>
@@ -735,7 +731,19 @@
         <w:pStyle w:val="Guidance"/>
       </w:pPr>
       <w:r>
-        <w:t xml:space="preserve">Suggested length: 100 words. State when and why one tree outperforms the other, based on your evidence.</w:t>
+        <w:t>Suggested length: 100 words. State when and why one tree outperforms the other, based on your evidence.</w:t>
+      </w:r>
+    </w:p>
+    <w:p>
+      <w:pPr>
+        <w:rPr>
+          <w:i/>
+          <w:iCs/>
+          <w:color w:val="595959"/>
+        </w:rPr>
+      </w:pPr>
+      <w:r>
+        <w:br w:type="page"/>
       </w:r>
     </w:p>
     <w:p>
@@ -743,7 +751,289 @@
         <w:pStyle w:val="Heading1"/>
       </w:pPr>
       <w:r>
-        <w:t xml:space="preserve">Contributions</w:t>
+        <w:lastRenderedPageBreak/>
+        <w:t>Contributions</w:t>
+      </w:r>
+    </w:p>
+    <w:p>
+      <w:pPr>
+        <w:rPr>
+          <w:u w:val="single"/>
+        </w:rPr>
+      </w:pPr>
+      <w:r>
+        <w:rPr>
+          <w:u w:val="single"/>
+        </w:rPr>
+        <w:t xml:space="preserve">Jun Wen </w:t>
+      </w:r>
+    </w:p>
+    <w:p>
+      <w:pPr>
+        <w:pStyle w:val="ListParagraph"/>
+        <w:numPr>
+          <w:ilvl w:val="0"/>
+          <w:numId w:val="2"/>
+        </w:numPr>
+        <w:rPr>
+          <w:u w:val="single"/>
+        </w:rPr>
+      </w:pPr>
+      <w:r>
+        <w:t xml:space="preserve">Implemented the red-black tree </w:t>
+      </w:r>
+      <w:r>
+        <w:t>(</w:t>
+      </w:r>
+      <w:proofErr w:type="spellStart"/>
+      <w:r>
+        <w:t>src</w:t>
+      </w:r>
+      <w:proofErr w:type="spellEnd"/>
+      <w:r>
+        <w:t>/red_black_tree.cpp)</w:t>
+      </w:r>
+    </w:p>
+    <w:p>
+      <w:pPr>
+        <w:pStyle w:val="ListParagraph"/>
+        <w:numPr>
+          <w:ilvl w:val="0"/>
+          <w:numId w:val="2"/>
+        </w:numPr>
+        <w:rPr>
+          <w:u w:val="single"/>
+        </w:rPr>
+      </w:pPr>
+      <w:r>
+        <w:t>Wrote tests 01-03</w:t>
+      </w:r>
+    </w:p>
+    <w:p>
+      <w:pPr>
+        <w:pStyle w:val="ListParagraph"/>
+        <w:numPr>
+          <w:ilvl w:val="0"/>
+          <w:numId w:val="2"/>
+        </w:numPr>
+        <w:rPr>
+          <w:u w:val="single"/>
+        </w:rPr>
+      </w:pPr>
+      <w:r>
+        <w:t xml:space="preserve">Wrote the conclusions; managed the repository and </w:t>
+      </w:r>
+      <w:proofErr w:type="spellStart"/>
+      <w:r>
+        <w:t>Gradescope</w:t>
+      </w:r>
+      <w:proofErr w:type="spellEnd"/>
+    </w:p>
+    <w:p>
+      <w:pPr>
+        <w:rPr>
+          <w:u w:val="single"/>
+        </w:rPr>
+      </w:pPr>
+      <w:r>
+        <w:rPr>
+          <w:u w:val="single"/>
+        </w:rPr>
+        <w:t>Liang Zhou</w:t>
+      </w:r>
+    </w:p>
+    <w:p>
+      <w:pPr>
+        <w:pStyle w:val="ListParagraph"/>
+        <w:numPr>
+          <w:ilvl w:val="0"/>
+          <w:numId w:val="3"/>
+        </w:numPr>
+        <w:rPr>
+          <w:u w:val="single"/>
+        </w:rPr>
+      </w:pPr>
+      <w:r>
+        <w:t>Implemented the AVL tree (</w:t>
+      </w:r>
+      <w:proofErr w:type="spellStart"/>
+      <w:r>
+        <w:t>src</w:t>
+      </w:r>
+      <w:proofErr w:type="spellEnd"/>
+      <w:r>
+        <w:t>/avl_tree.cpp)</w:t>
+      </w:r>
+    </w:p>
+    <w:p>
+      <w:pPr>
+        <w:pStyle w:val="ListParagraph"/>
+        <w:numPr>
+          <w:ilvl w:val="0"/>
+          <w:numId w:val="3"/>
+        </w:numPr>
+        <w:rPr>
+          <w:u w:val="single"/>
+        </w:rPr>
+      </w:pPr>
+      <w:r>
+        <w:t>Wrote tests 04-06</w:t>
+      </w:r>
+    </w:p>
+    <w:p>
+      <w:pPr>
+        <w:pStyle w:val="ListParagraph"/>
+        <w:numPr>
+          <w:ilvl w:val="0"/>
+          <w:numId w:val="3"/>
+        </w:numPr>
+      </w:pPr>
+      <w:r>
+        <w:t>Wrote the comparison with Brown (2025); formatted the report</w:t>
+      </w:r>
+    </w:p>
+    <w:p>
+      <w:pPr>
+        <w:rPr>
+          <w:u w:val="single"/>
+        </w:rPr>
+      </w:pPr>
+      <w:r>
+        <w:rPr>
+          <w:u w:val="single"/>
+        </w:rPr>
+        <w:t>Nadia</w:t>
+      </w:r>
+    </w:p>
+    <w:p>
+      <w:pPr>
+        <w:pStyle w:val="ListParagraph"/>
+        <w:numPr>
+          <w:ilvl w:val="0"/>
+          <w:numId w:val="4"/>
+        </w:numPr>
+        <w:rPr>
+          <w:u w:val="single"/>
+        </w:rPr>
+      </w:pPr>
+      <w:r>
+        <w:t>Implemented the validator script</w:t>
+      </w:r>
+      <w:r>
+        <w:t xml:space="preserve"> (scripts/)</w:t>
+      </w:r>
+    </w:p>
+    <w:p>
+      <w:pPr>
+        <w:pStyle w:val="ListParagraph"/>
+        <w:numPr>
+          <w:ilvl w:val="0"/>
+          <w:numId w:val="4"/>
+        </w:numPr>
+        <w:rPr>
+          <w:u w:val="single"/>
+        </w:rPr>
+      </w:pPr>
+      <w:r>
+        <w:t>Wrote tests 07, 08 and 10</w:t>
+      </w:r>
+    </w:p>
+    <w:p>
+      <w:pPr>
+        <w:pStyle w:val="ListParagraph"/>
+        <w:numPr>
+          <w:ilvl w:val="0"/>
+          <w:numId w:val="4"/>
+        </w:numPr>
+        <w:rPr>
+          <w:u w:val="single"/>
+        </w:rPr>
+      </w:pPr>
+      <w:r>
+        <w:t>Ran the depth experiments and designed the follow up experiment</w:t>
+      </w:r>
+    </w:p>
+    <w:p>
+      <w:pPr>
+        <w:rPr>
+          <w:u w:val="single"/>
+        </w:rPr>
+      </w:pPr>
+      <w:r>
+        <w:rPr>
+          <w:u w:val="single"/>
+        </w:rPr>
+        <w:t>Choon Ming</w:t>
+      </w:r>
+    </w:p>
+    <w:p>
+      <w:pPr>
+        <w:pStyle w:val="ListParagraph"/>
+        <w:numPr>
+          <w:ilvl w:val="0"/>
+          <w:numId w:val="5"/>
+        </w:numPr>
+        <w:rPr>
+          <w:u w:val="single"/>
+        </w:rPr>
+      </w:pPr>
+      <w:r>
+        <w:t xml:space="preserve">Built the </w:t>
+      </w:r>
+      <w:proofErr w:type="spellStart"/>
+      <w:r>
+        <w:t>nanobench</w:t>
+      </w:r>
+      <w:proofErr w:type="spellEnd"/>
+      <w:r>
+        <w:t xml:space="preserve"> benchmarks</w:t>
+      </w:r>
+      <w:r>
+        <w:t xml:space="preserve"> (bench/)</w:t>
+      </w:r>
+    </w:p>
+    <w:p>
+      <w:pPr>
+        <w:pStyle w:val="ListParagraph"/>
+        <w:numPr>
+          <w:ilvl w:val="0"/>
+          <w:numId w:val="5"/>
+        </w:numPr>
+        <w:rPr>
+          <w:u w:val="single"/>
+        </w:rPr>
+      </w:pPr>
+      <w:r>
+        <w:t xml:space="preserve">Ran the runtime and matched experiments </w:t>
+      </w:r>
+    </w:p>
+    <w:p>
+      <w:pPr>
+        <w:pStyle w:val="ListParagraph"/>
+        <w:numPr>
+          <w:ilvl w:val="0"/>
+          <w:numId w:val="5"/>
+        </w:numPr>
+        <w:rPr>
+          <w:u w:val="single"/>
+        </w:rPr>
+      </w:pPr>
+      <w:r>
+        <w:t>Wrote test 09</w:t>
+      </w:r>
+    </w:p>
+    <w:p>
+      <w:r>
+        <w:br w:type="page"/>
+      </w:r>
+    </w:p>
+    <w:p>
+      <w:pPr>
+        <w:pStyle w:val="Heading1"/>
+      </w:pPr>
+      <w:r>
+        <w:lastRenderedPageBreak/>
+        <w:t>References</w:t>
       </w:r>
     </w:p>
     <w:p>
@@ -751,23 +1041,7 @@
         <w:pStyle w:val="Guidance"/>
       </w:pPr>
       <w:r>
-        <w:t xml:space="preserve">Suggested length: 100 words. State what each team member contributed.</w:t>
-      </w:r>
-    </w:p>
-    <w:p>
-      <w:pPr>
-        <w:pStyle w:val="Heading1"/>
-      </w:pPr>
-      <w:r>
-        <w:t xml:space="preserve">References</w:t>
-      </w:r>
-    </w:p>
-    <w:p>
-      <w:pPr>
-        <w:pStyle w:val="Guidance"/>
-      </w:pPr>
-      <w:r>
-        <w:t xml:space="preserve">List all cited sources, including the article by Brown (2025), in one consistent citation style. The reference list does not count toward the word limit.</w:t>
+        <w:t>List all cited sources, including the article by Brown (2025), in one consistent citation style. The reference list does not count toward the word limit.</w:t>
       </w:r>
     </w:p>
     <w:p>
@@ -776,9 +1050,6 @@
       </w:pPr>
     </w:p>
     <w:p>
-      <w:pPr>
-        <w:spacing w:after="120"/>
-      </w:pPr>
       <w:r>
         <w:rPr>
           <w:b/>
@@ -792,7 +1063,7 @@
           <w:iCs/>
           <w:color w:val="595959"/>
         </w:rPr>
-        <w:t xml:space="preserve">&lt;number&gt;</w:t>
+        <w:t>&lt;number&gt;</w:t>
       </w:r>
     </w:p>
     <w:p>
@@ -800,15 +1071,15 @@
         <w:pStyle w:val="Guidance"/>
       </w:pPr>
       <w:r>
-        <w:t xml:space="preserve">Select everything from the heading Implementation to the end of Contributions, open Review &gt; Word Count, select "Include textboxes, footnotes and endnotes", and enter the number shown. The count must not exceed 2,500.</w:t>
+        <w:t>Select everything from the heading Implementation to the end of Contributions, open Review &gt; Word Count, select "Include textboxes, footnotes and endnotes", and enter the number shown. The count must not exceed 2,500.</w:t>
       </w:r>
     </w:p>
     <w:sectPr>
-      <w:footerReference w:type="default" r:id="rId7"/>
-      <w:footerReference w:type="first" r:id="rId8"/>
-      <w:pgSz w:w="11906" w:h="16838" w:orient="portrait"/>
+      <w:footerReference w:type="default" r:id="rId9"/>
+      <w:footerReference w:type="first" r:id="rId10"/>
+      <w:pgSz w:w="11906" w:h="16838"/>
       <w:pgMar w:top="1440" w:right="1440" w:bottom="1440" w:left="1440" w:header="708" w:footer="708" w:gutter="0"/>
-      <w:pgNumType/>
+      <w:cols w:space="720"/>
       <w:titlePg/>
       <w:docGrid w:linePitch="360"/>
     </w:sectPr>
@@ -816,23 +1087,13 @@
 </w:document>
 </file>
 
-<file path=word/comments.xml><?xml version="1.0" encoding="utf-8"?>
-<w:comments xmlns:cx="http://schemas.microsoft.com/office/drawing/2014/chartex" xmlns:cx1="http://schemas.microsoft.com/office/drawing/2015/9/8/chartex" xmlns:cx2="http://schemas.microsoft.com/office/drawing/2015/10/21/chartex" xmlns:cx3="http://schemas.microsoft.com/office/drawing/2016/5/9/chartex" xmlns:cx4="http://schemas.microsoft.com/office/drawing/2016/5/10/chartex" xmlns:cx5="http://schemas.microsoft.com/office/drawing/2016/5/11/chartex" xmlns:cx6="http://schemas.microsoft.com/office/drawing/2016/5/12/chartex" xmlns:cx7="http://schemas.microsoft.com/office/drawing/2016/5/13/chartex" xmlns:cx8="http://schemas.microsoft.com/office/drawing/2016/5/14/chartex" xmlns:mc="http://schemas.openxmlformats.org/markup-compatibility/2006" xmlns:aink="http://schemas.microsoft.com/office/drawing/2016/ink" xmlns:am3d="http://schemas.microsoft.com/office/drawing/2017/model3d" xmlns:o="urn:schemas-microsoft-com:office:office" xmlns:r="http://schemas.openxmlformats.org/officeDocument/2006/relationships" xmlns:m="http://schemas.openxmlformats.org/officeDocument/2006/math" xmlns:v="urn:schemas-microsoft-com:vml" xmlns:wp14="http://schemas.microsoft.com/office/word/2010/wordprocessingDrawing" xmlns:wp="http://schemas.openxmlformats.org/drawingml/2006/wordprocessingDrawing" xmlns:w10="urn:schemas-microsoft-com:office:word" xmlns:w="http://schemas.openxmlformats.org/wordprocessingml/2006/main" xmlns:w14="http://schemas.microsoft.com/office/word/2010/wordml" xmlns:w15="http://schemas.microsoft.com/office/word/2012/wordml" xmlns:w16cex="http://schemas.microsoft.com/office/word/2018/wordml/cex" xmlns:w16cid="http://schemas.microsoft.com/office/word/2016/wordml/cid" xmlns:w16="http://schemas.microsoft.com/office/word/2018/wordml" xmlns:w16sdtdh="http://schemas.microsoft.com/office/word/2020/wordml/sdtdatahash" xmlns:w16se="http://schemas.microsoft.com/office/word/2015/wordml/symex" xmlns:wpg="http://schemas.microsoft.com/office/word/2010/wordprocessingGroup" xmlns:wpi="http://schemas.microsoft.com/office/word/2010/wordprocessingInk" xmlns:wne="http://schemas.microsoft.com/office/word/2006/wordml" xmlns:wps="http://schemas.microsoft.com/office/word/2010/wordprocessingShape"/>
-</file>
-
 <file path=word/endnotes.xml><?xml version="1.0" encoding="utf-8"?>
-<w:endnotes xmlns:wpc="http://schemas.microsoft.com/office/word/2010/wordprocessingCanvas" xmlns:mc="http://schemas.openxmlformats.org/markup-compatibility/2006" xmlns:o="urn:schemas-microsoft-com:office:office" xmlns:r="http://schemas.openxmlformats.org/officeDocument/2006/relationships" xmlns:m="http://schemas.openxmlformats.org/officeDocument/2006/math" xmlns:v="urn:schemas-microsoft-com:vml" xmlns:wp14="http://schemas.microsoft.com/office/word/2010/wordprocessingDrawing" xmlns:wp="http://schemas.openxmlformats.org/drawingml/2006/wordprocessingDrawing" xmlns:w10="urn:schemas-microsoft-com:office:word" xmlns:w="http://schemas.openxmlformats.org/wordprocessingml/2006/main" xmlns:w14="http://schemas.microsoft.com/office/word/2010/wordml" xmlns:w15="http://schemas.microsoft.com/office/word/2012/wordml" xmlns:wpg="http://schemas.microsoft.com/office/word/2010/wordprocessingGroup" xmlns:wpi="http://schemas.microsoft.com/office/word/2010/wordprocessingInk" xmlns:wne="http://schemas.microsoft.com/office/word/2006/wordml" xmlns:wps="http://schemas.microsoft.com/office/word/2010/wordprocessingShape" mc:Ignorable="w14 w15 wp14">
+<w:endnotes xmlns:wpc="http://schemas.microsoft.com/office/word/2010/wordprocessingCanvas" xmlns:cx="http://schemas.microsoft.com/office/drawing/2014/chartex" xmlns:cx1="http://schemas.microsoft.com/office/drawing/2015/9/8/chartex" xmlns:cx2="http://schemas.microsoft.com/office/drawing/2015/10/21/chartex" xmlns:cx3="http://schemas.microsoft.com/office/drawing/2016/5/9/chartex" xmlns:cx4="http://schemas.microsoft.com/office/drawing/2016/5/10/chartex" xmlns:cx5="http://schemas.microsoft.com/office/drawing/2016/5/11/chartex" xmlns:cx6="http://schemas.microsoft.com/office/drawing/2016/5/12/chartex" xmlns:cx7="http://schemas.microsoft.com/office/drawing/2016/5/13/chartex" xmlns:cx8="http://schemas.microsoft.com/office/drawing/2016/5/14/chartex" xmlns:mc="http://schemas.openxmlformats.org/markup-compatibility/2006" xmlns:aink="http://schemas.microsoft.com/office/drawing/2016/ink" xmlns:am3d="http://schemas.microsoft.com/office/drawing/2017/model3d" xmlns:o="urn:schemas-microsoft-com:office:office" xmlns:oel="http://schemas.microsoft.com/office/2019/extlst" xmlns:r="http://schemas.openxmlformats.org/officeDocument/2006/relationships" xmlns:m="http://schemas.openxmlformats.org/officeDocument/2006/math" xmlns:v="urn:schemas-microsoft-com:vml" xmlns:wp14="http://schemas.microsoft.com/office/word/2010/wordprocessingDrawing" xmlns:wp="http://schemas.openxmlformats.org/drawingml/2006/wordprocessingDrawing" xmlns:w10="urn:schemas-microsoft-com:office:word" xmlns:w="http://schemas.openxmlformats.org/wordprocessingml/2006/main" xmlns:w14="http://schemas.microsoft.com/office/word/2010/wordml" xmlns:w15="http://schemas.microsoft.com/office/word/2012/wordml" xmlns:w16cex="http://schemas.microsoft.com/office/word/2018/wordml/cex" xmlns:w16cid="http://schemas.microsoft.com/office/word/2016/wordml/cid" xmlns:w16="http://schemas.microsoft.com/office/word/2018/wordml" xmlns:w16du="http://schemas.microsoft.com/office/word/2023/wordml/word16du" xmlns:w16sdtdh="http://schemas.microsoft.com/office/word/2020/wordml/sdtdatahash" xmlns:w16sdtfl="http://schemas.microsoft.com/office/word/2024/wordml/sdtformatlock" xmlns:w16se="http://schemas.microsoft.com/office/word/2015/wordml/symex" xmlns:wpg="http://schemas.microsoft.com/office/word/2010/wordprocessingGroup" xmlns:wpi="http://schemas.microsoft.com/office/word/2010/wordprocessingInk" xmlns:wne="http://schemas.microsoft.com/office/word/2006/wordml" xmlns:wps="http://schemas.microsoft.com/office/word/2010/wordprocessingShape" mc:Ignorable="w14 w15 w16se w16cid w16 w16cex w16sdtdh w16sdtfl w16du wp14">
   <w:endnote w:type="separator" w:id="-1">
     <w:p>
       <w:pPr>
         <w:spacing w:after="0" w:line="240" w:lineRule="auto"/>
       </w:pPr>
-      <w:r>
-        <w:rPr>
-          <w:rStyle w:val="EndnoteReference"/>
-        </w:rPr>
-        <w:endnoteRef/>
-      </w:r>
       <w:r>
         <w:separator/>
       </w:r>
@@ -843,12 +1104,6 @@
       <w:pPr>
         <w:spacing w:after="0" w:line="240" w:lineRule="auto"/>
       </w:pPr>
-      <w:r>
-        <w:rPr>
-          <w:rStyle w:val="EndnoteReference"/>
-        </w:rPr>
-        <w:endnoteRef/>
-      </w:r>
       <w:r>
         <w:continuationSeparator/>
       </w:r>
@@ -858,15 +1113,27 @@
 </file>
 
 <file path=word/footer1.xml><?xml version="1.0" encoding="utf-8"?>
-<w:ftr xmlns:wpc="http://schemas.microsoft.com/office/word/2010/wordprocessingCanvas" xmlns:mc="http://schemas.openxmlformats.org/markup-compatibility/2006" xmlns:o="urn:schemas-microsoft-com:office:office" xmlns:r="http://schemas.openxmlformats.org/officeDocument/2006/relationships" xmlns:m="http://schemas.openxmlformats.org/officeDocument/2006/math" xmlns:v="urn:schemas-microsoft-com:vml" xmlns:wp14="http://schemas.microsoft.com/office/word/2010/wordprocessingDrawing" xmlns:wp="http://schemas.openxmlformats.org/drawingml/2006/wordprocessingDrawing" xmlns:w10="urn:schemas-microsoft-com:office:word" xmlns:w="http://schemas.openxmlformats.org/wordprocessingml/2006/main" xmlns:w14="http://schemas.microsoft.com/office/word/2010/wordml" xmlns:w15="http://schemas.microsoft.com/office/word/2012/wordml" xmlns:wpg="http://schemas.microsoft.com/office/word/2010/wordprocessingGroup" xmlns:wpi="http://schemas.microsoft.com/office/word/2010/wordprocessingInk" xmlns:wne="http://schemas.microsoft.com/office/word/2006/wordml" xmlns:wps="http://schemas.microsoft.com/office/word/2010/wordprocessingShape">
+<w:ftr xmlns:wpc="http://schemas.microsoft.com/office/word/2010/wordprocessingCanvas" xmlns:cx="http://schemas.microsoft.com/office/drawing/2014/chartex" xmlns:cx1="http://schemas.microsoft.com/office/drawing/2015/9/8/chartex" xmlns:cx2="http://schemas.microsoft.com/office/drawing/2015/10/21/chartex" xmlns:cx3="http://schemas.microsoft.com/office/drawing/2016/5/9/chartex" xmlns:cx4="http://schemas.microsoft.com/office/drawing/2016/5/10/chartex" xmlns:cx5="http://schemas.microsoft.com/office/drawing/2016/5/11/chartex" xmlns:cx6="http://schemas.microsoft.com/office/drawing/2016/5/12/chartex" xmlns:cx7="http://schemas.microsoft.com/office/drawing/2016/5/13/chartex" xmlns:cx8="http://schemas.microsoft.com/office/drawing/2016/5/14/chartex" xmlns:mc="http://schemas.openxmlformats.org/markup-compatibility/2006" xmlns:aink="http://schemas.microsoft.com/office/drawing/2016/ink" xmlns:am3d="http://schemas.microsoft.com/office/drawing/2017/model3d" xmlns:o="urn:schemas-microsoft-com:office:office" xmlns:oel="http://schemas.microsoft.com/office/2019/extlst" xmlns:r="http://schemas.openxmlformats.org/officeDocument/2006/relationships" xmlns:m="http://schemas.openxmlformats.org/officeDocument/2006/math" xmlns:v="urn:schemas-microsoft-com:vml" xmlns:wp14="http://schemas.microsoft.com/office/word/2010/wordprocessingDrawing" xmlns:wp="http://schemas.openxmlformats.org/drawingml/2006/wordprocessingDrawing" xmlns:w10="urn:schemas-microsoft-com:office:word" xmlns:w="http://schemas.openxmlformats.org/wordprocessingml/2006/main" xmlns:w14="http://schemas.microsoft.com/office/word/2010/wordml" xmlns:w15="http://schemas.microsoft.com/office/word/2012/wordml" xmlns:w16cex="http://schemas.microsoft.com/office/word/2018/wordml/cex" xmlns:w16cid="http://schemas.microsoft.com/office/word/2016/wordml/cid" xmlns:w16="http://schemas.microsoft.com/office/word/2018/wordml" xmlns:w16du="http://schemas.microsoft.com/office/word/2023/wordml/word16du" xmlns:w16sdtdh="http://schemas.microsoft.com/office/word/2020/wordml/sdtdatahash" xmlns:w16sdtfl="http://schemas.microsoft.com/office/word/2024/wordml/sdtformatlock" xmlns:w16se="http://schemas.microsoft.com/office/word/2015/wordml/symex" xmlns:wpg="http://schemas.microsoft.com/office/word/2010/wordprocessingGroup" xmlns:wpi="http://schemas.microsoft.com/office/word/2010/wordprocessingInk" xmlns:wne="http://schemas.microsoft.com/office/word/2006/wordml" xmlns:wps="http://schemas.microsoft.com/office/word/2010/wordprocessingShape" mc:Ignorable="w14 w15 w16se w16cid w16 w16cex w16sdtdh w16sdtfl w16du wp14">
   <w:p>
     <w:pPr>
       <w:jc w:val="center"/>
     </w:pPr>
     <w:r>
       <w:fldChar w:fldCharType="begin"/>
-      <w:instrText xml:space="preserve">PAGE</w:instrText>
+    </w:r>
+    <w:r>
+      <w:instrText>PAGE</w:instrText>
+    </w:r>
+    <w:r>
       <w:fldChar w:fldCharType="separate"/>
+    </w:r>
+    <w:r>
+      <w:rPr>
+        <w:noProof/>
+      </w:rPr>
+      <w:t>2</w:t>
+    </w:r>
+    <w:r>
       <w:fldChar w:fldCharType="end"/>
     </w:r>
   </w:p>
@@ -874,28 +1141,18 @@
 </file>
 
 <file path=word/footer2.xml><?xml version="1.0" encoding="utf-8"?>
-<w:ftr xmlns:wpc="http://schemas.microsoft.com/office/word/2010/wordprocessingCanvas" xmlns:mc="http://schemas.openxmlformats.org/markup-compatibility/2006" xmlns:o="urn:schemas-microsoft-com:office:office" xmlns:r="http://schemas.openxmlformats.org/officeDocument/2006/relationships" xmlns:m="http://schemas.openxmlformats.org/officeDocument/2006/math" xmlns:v="urn:schemas-microsoft-com:vml" xmlns:wp14="http://schemas.microsoft.com/office/word/2010/wordprocessingDrawing" xmlns:wp="http://schemas.openxmlformats.org/drawingml/2006/wordprocessingDrawing" xmlns:w10="urn:schemas-microsoft-com:office:word" xmlns:w="http://schemas.openxmlformats.org/wordprocessingml/2006/main" xmlns:w14="http://schemas.microsoft.com/office/word/2010/wordml" xmlns:w15="http://schemas.microsoft.com/office/word/2012/wordml" xmlns:wpg="http://schemas.microsoft.com/office/word/2010/wordprocessingGroup" xmlns:wpi="http://schemas.microsoft.com/office/word/2010/wordprocessingInk" xmlns:wne="http://schemas.microsoft.com/office/word/2006/wordml" xmlns:wps="http://schemas.microsoft.com/office/word/2010/wordprocessingShape">
-  <w:p>
-    <w:r>
-      <w:t xml:space="preserve"/>
-    </w:r>
-  </w:p>
+<w:ftr xmlns:wpc="http://schemas.microsoft.com/office/word/2010/wordprocessingCanvas" xmlns:cx="http://schemas.microsoft.com/office/drawing/2014/chartex" xmlns:cx1="http://schemas.microsoft.com/office/drawing/2015/9/8/chartex" xmlns:cx2="http://schemas.microsoft.com/office/drawing/2015/10/21/chartex" xmlns:cx3="http://schemas.microsoft.com/office/drawing/2016/5/9/chartex" xmlns:cx4="http://schemas.microsoft.com/office/drawing/2016/5/10/chartex" xmlns:cx5="http://schemas.microsoft.com/office/drawing/2016/5/11/chartex" xmlns:cx6="http://schemas.microsoft.com/office/drawing/2016/5/12/chartex" xmlns:cx7="http://schemas.microsoft.com/office/drawing/2016/5/13/chartex" xmlns:cx8="http://schemas.microsoft.com/office/drawing/2016/5/14/chartex" xmlns:mc="http://schemas.openxmlformats.org/markup-compatibility/2006" xmlns:aink="http://schemas.microsoft.com/office/drawing/2016/ink" xmlns:am3d="http://schemas.microsoft.com/office/drawing/2017/model3d" xmlns:o="urn:schemas-microsoft-com:office:office" xmlns:oel="http://schemas.microsoft.com/office/2019/extlst" xmlns:r="http://schemas.openxmlformats.org/officeDocument/2006/relationships" xmlns:m="http://schemas.openxmlformats.org/officeDocument/2006/math" xmlns:v="urn:schemas-microsoft-com:vml" xmlns:wp14="http://schemas.microsoft.com/office/word/2010/wordprocessingDrawing" xmlns:wp="http://schemas.openxmlformats.org/drawingml/2006/wordprocessingDrawing" xmlns:w10="urn:schemas-microsoft-com:office:word" xmlns:w="http://schemas.openxmlformats.org/wordprocessingml/2006/main" xmlns:w14="http://schemas.microsoft.com/office/word/2010/wordml" xmlns:w15="http://schemas.microsoft.com/office/word/2012/wordml" xmlns:w16cex="http://schemas.microsoft.com/office/word/2018/wordml/cex" xmlns:w16cid="http://schemas.microsoft.com/office/word/2016/wordml/cid" xmlns:w16="http://schemas.microsoft.com/office/word/2018/wordml" xmlns:w16du="http://schemas.microsoft.com/office/word/2023/wordml/word16du" xmlns:w16sdtdh="http://schemas.microsoft.com/office/word/2020/wordml/sdtdatahash" xmlns:w16sdtfl="http://schemas.microsoft.com/office/word/2024/wordml/sdtformatlock" xmlns:w16se="http://schemas.microsoft.com/office/word/2015/wordml/symex" xmlns:wpg="http://schemas.microsoft.com/office/word/2010/wordprocessingGroup" xmlns:wpi="http://schemas.microsoft.com/office/word/2010/wordprocessingInk" xmlns:wne="http://schemas.microsoft.com/office/word/2006/wordml" xmlns:wps="http://schemas.microsoft.com/office/word/2010/wordprocessingShape" mc:Ignorable="w14 w15 w16se w16cid w16 w16cex w16sdtdh w16sdtfl w16du wp14">
+  <w:p/>
 </w:ftr>
 </file>
 
 <file path=word/footnotes.xml><?xml version="1.0" encoding="utf-8"?>
-<w:footnotes xmlns:wpc="http://schemas.microsoft.com/office/word/2010/wordprocessingCanvas" xmlns:mc="http://schemas.openxmlformats.org/markup-compatibility/2006" xmlns:o="urn:schemas-microsoft-com:office:office" xmlns:r="http://schemas.openxmlformats.org/officeDocument/2006/relationships" xmlns:m="http://schemas.openxmlformats.org/officeDocument/2006/math" xmlns:v="urn:schemas-microsoft-com:vml" xmlns:wp14="http://schemas.microsoft.com/office/word/2010/wordprocessingDrawing" xmlns:wp="http://schemas.openxmlformats.org/drawingml/2006/wordprocessingDrawing" xmlns:w10="urn:schemas-microsoft-com:office:word" xmlns:w="http://schemas.openxmlformats.org/wordprocessingml/2006/main" xmlns:w14="http://schemas.microsoft.com/office/word/2010/wordml" xmlns:w15="http://schemas.microsoft.com/office/word/2012/wordml" xmlns:wpg="http://schemas.microsoft.com/office/word/2010/wordprocessingGroup" xmlns:wpi="http://schemas.microsoft.com/office/word/2010/wordprocessingInk" xmlns:wne="http://schemas.microsoft.com/office/word/2006/wordml" xmlns:wps="http://schemas.microsoft.com/office/word/2010/wordprocessingShape" mc:Ignorable="w14 w15 wp14">
+<w:footnotes xmlns:wpc="http://schemas.microsoft.com/office/word/2010/wordprocessingCanvas" xmlns:cx="http://schemas.microsoft.com/office/drawing/2014/chartex" xmlns:cx1="http://schemas.microsoft.com/office/drawing/2015/9/8/chartex" xmlns:cx2="http://schemas.microsoft.com/office/drawing/2015/10/21/chartex" xmlns:cx3="http://schemas.microsoft.com/office/drawing/2016/5/9/chartex" xmlns:cx4="http://schemas.microsoft.com/office/drawing/2016/5/10/chartex" xmlns:cx5="http://schemas.microsoft.com/office/drawing/2016/5/11/chartex" xmlns:cx6="http://schemas.microsoft.com/office/drawing/2016/5/12/chartex" xmlns:cx7="http://schemas.microsoft.com/office/drawing/2016/5/13/chartex" xmlns:cx8="http://schemas.microsoft.com/office/drawing/2016/5/14/chartex" xmlns:mc="http://schemas.openxmlformats.org/markup-compatibility/2006" xmlns:aink="http://schemas.microsoft.com/office/drawing/2016/ink" xmlns:am3d="http://schemas.microsoft.com/office/drawing/2017/model3d" xmlns:o="urn:schemas-microsoft-com:office:office" xmlns:oel="http://schemas.microsoft.com/office/2019/extlst" xmlns:r="http://schemas.openxmlformats.org/officeDocument/2006/relationships" xmlns:m="http://schemas.openxmlformats.org/officeDocument/2006/math" xmlns:v="urn:schemas-microsoft-com:vml" xmlns:wp14="http://schemas.microsoft.com/office/word/2010/wordprocessingDrawing" xmlns:wp="http://schemas.openxmlformats.org/drawingml/2006/wordprocessingDrawing" xmlns:w10="urn:schemas-microsoft-com:office:word" xmlns:w="http://schemas.openxmlformats.org/wordprocessingml/2006/main" xmlns:w14="http://schemas.microsoft.com/office/word/2010/wordml" xmlns:w15="http://schemas.microsoft.com/office/word/2012/wordml" xmlns:w16cex="http://schemas.microsoft.com/office/word/2018/wordml/cex" xmlns:w16cid="http://schemas.microsoft.com/office/word/2016/wordml/cid" xmlns:w16="http://schemas.microsoft.com/office/word/2018/wordml" xmlns:w16du="http://schemas.microsoft.com/office/word/2023/wordml/word16du" xmlns:w16sdtdh="http://schemas.microsoft.com/office/word/2020/wordml/sdtdatahash" xmlns:w16sdtfl="http://schemas.microsoft.com/office/word/2024/wordml/sdtformatlock" xmlns:w16se="http://schemas.microsoft.com/office/word/2015/wordml/symex" xmlns:wpg="http://schemas.microsoft.com/office/word/2010/wordprocessingGroup" xmlns:wpi="http://schemas.microsoft.com/office/word/2010/wordprocessingInk" xmlns:wne="http://schemas.microsoft.com/office/word/2006/wordml" xmlns:wps="http://schemas.microsoft.com/office/word/2010/wordprocessingShape" mc:Ignorable="w14 w15 w16se w16cid w16 w16cex w16sdtdh w16sdtfl w16du wp14">
   <w:footnote w:type="separator" w:id="-1">
     <w:p>
       <w:pPr>
         <w:spacing w:after="0" w:line="240" w:lineRule="auto"/>
       </w:pPr>
-      <w:r>
-        <w:rPr>
-          <w:rStyle w:val="FootnoteReference"/>
-        </w:rPr>
-        <w:footnoteRef/>
-      </w:r>
       <w:r>
         <w:separator/>
       </w:r>
@@ -906,12 +1163,6 @@
       <w:pPr>
         <w:spacing w:after="0" w:line="240" w:lineRule="auto"/>
       </w:pPr>
-      <w:r>
-        <w:rPr>
-          <w:rStyle w:val="FootnoteReference"/>
-        </w:rPr>
-        <w:footnoteRef/>
-      </w:r>
       <w:r>
         <w:continuationSeparator/>
       </w:r>
@@ -921,10 +1172,351 @@
 </file>
 
 <file path=word/numbering.xml><?xml version="1.0" encoding="utf-8"?>
-<w:numbering xmlns:wpc="http://schemas.microsoft.com/office/word/2010/wordprocessingCanvas" xmlns:mc="http://schemas.openxmlformats.org/markup-compatibility/2006" xmlns:o="urn:schemas-microsoft-com:office:office" xmlns:r="http://schemas.openxmlformats.org/officeDocument/2006/relationships" xmlns:m="http://schemas.openxmlformats.org/officeDocument/2006/math" xmlns:v="urn:schemas-microsoft-com:vml" xmlns:wp14="http://schemas.microsoft.com/office/word/2010/wordprocessingDrawing" xmlns:wp="http://schemas.openxmlformats.org/drawingml/2006/wordprocessingDrawing" xmlns:w10="urn:schemas-microsoft-com:office:word" xmlns:w="http://schemas.openxmlformats.org/wordprocessingml/2006/main" xmlns:w14="http://schemas.microsoft.com/office/word/2010/wordml" xmlns:w15="http://schemas.microsoft.com/office/word/2012/wordml" xmlns:wpg="http://schemas.microsoft.com/office/word/2010/wordprocessingGroup" xmlns:wpi="http://schemas.microsoft.com/office/word/2010/wordprocessingInk" xmlns:wne="http://schemas.microsoft.com/office/word/2006/wordml" xmlns:wps="http://schemas.microsoft.com/office/word/2010/wordprocessingShape" mc:Ignorable="w14 w15 wp14">
+<w:numbering xmlns:wpc="http://schemas.microsoft.com/office/word/2010/wordprocessingCanvas" xmlns:cx="http://schemas.microsoft.com/office/drawing/2014/chartex" xmlns:cx1="http://schemas.microsoft.com/office/drawing/2015/9/8/chartex" xmlns:cx2="http://schemas.microsoft.com/office/drawing/2015/10/21/chartex" xmlns:cx3="http://schemas.microsoft.com/office/drawing/2016/5/9/chartex" xmlns:cx4="http://schemas.microsoft.com/office/drawing/2016/5/10/chartex" xmlns:cx5="http://schemas.microsoft.com/office/drawing/2016/5/11/chartex" xmlns:cx6="http://schemas.microsoft.com/office/drawing/2016/5/12/chartex" xmlns:cx7="http://schemas.microsoft.com/office/drawing/2016/5/13/chartex" xmlns:cx8="http://schemas.microsoft.com/office/drawing/2016/5/14/chartex" xmlns:mc="http://schemas.openxmlformats.org/markup-compatibility/2006" xmlns:aink="http://schemas.microsoft.com/office/drawing/2016/ink" xmlns:am3d="http://schemas.microsoft.com/office/drawing/2017/model3d" xmlns:o="urn:schemas-microsoft-com:office:office" xmlns:oel="http://schemas.microsoft.com/office/2019/extlst" xmlns:r="http://schemas.openxmlformats.org/officeDocument/2006/relationships" xmlns:m="http://schemas.openxmlformats.org/officeDocument/2006/math" xmlns:v="urn:schemas-microsoft-com:vml" xmlns:wp14="http://schemas.microsoft.com/office/word/2010/wordprocessingDrawing" xmlns:wp="http://schemas.openxmlformats.org/drawingml/2006/wordprocessingDrawing" xmlns:w10="urn:schemas-microsoft-com:office:word" xmlns:w="http://schemas.openxmlformats.org/wordprocessingml/2006/main" xmlns:w14="http://schemas.microsoft.com/office/word/2010/wordml" xmlns:w15="http://schemas.microsoft.com/office/word/2012/wordml" xmlns:w16cex="http://schemas.microsoft.com/office/word/2018/wordml/cex" xmlns:w16cid="http://schemas.microsoft.com/office/word/2016/wordml/cid" xmlns:w16="http://schemas.microsoft.com/office/word/2018/wordml" xmlns:w16du="http://schemas.microsoft.com/office/word/2023/wordml/word16du" xmlns:w16sdtdh="http://schemas.microsoft.com/office/word/2020/wordml/sdtdatahash" xmlns:w16sdtfl="http://schemas.microsoft.com/office/word/2024/wordml/sdtformatlock" xmlns:w16se="http://schemas.microsoft.com/office/word/2015/wordml/symex" xmlns:wpg="http://schemas.microsoft.com/office/word/2010/wordprocessingGroup" xmlns:wpi="http://schemas.microsoft.com/office/word/2010/wordprocessingInk" xmlns:wne="http://schemas.microsoft.com/office/word/2006/wordml" xmlns:wps="http://schemas.microsoft.com/office/word/2010/wordprocessingShape" mc:Ignorable="w14 w15 w16se w16cid w16 w16cex w16sdtdh w16sdtfl w16du wp14">
+  <w:abstractNum w:abstractNumId="0" w15:restartNumberingAfterBreak="0">
+    <w:nsid w:val="280A4208"/>
+    <w:multiLevelType w:val="hybridMultilevel"/>
+    <w:tmpl w:val="C0D6600E"/>
+    <w:lvl w:ilvl="0" w:tplc="48090001">
+      <w:start w:val="1"/>
+      <w:numFmt w:val="bullet"/>
+      <w:lvlText w:val=""/>
+      <w:lvlJc w:val="left"/>
+      <w:pPr>
+        <w:ind w:left="720" w:hanging="360"/>
+      </w:pPr>
+      <w:rPr>
+        <w:rFonts w:ascii="Symbol" w:hAnsi="Symbol" w:hint="default"/>
+      </w:rPr>
+    </w:lvl>
+    <w:lvl w:ilvl="1" w:tplc="48090003" w:tentative="1">
+      <w:start w:val="1"/>
+      <w:numFmt w:val="bullet"/>
+      <w:lvlText w:val="o"/>
+      <w:lvlJc w:val="left"/>
+      <w:pPr>
+        <w:ind w:left="1440" w:hanging="360"/>
+      </w:pPr>
+      <w:rPr>
+        <w:rFonts w:ascii="Courier New" w:hAnsi="Courier New" w:cs="Courier New" w:hint="default"/>
+      </w:rPr>
+    </w:lvl>
+    <w:lvl w:ilvl="2" w:tplc="48090005" w:tentative="1">
+      <w:start w:val="1"/>
+      <w:numFmt w:val="bullet"/>
+      <w:lvlText w:val=""/>
+      <w:lvlJc w:val="left"/>
+      <w:pPr>
+        <w:ind w:left="2160" w:hanging="360"/>
+      </w:pPr>
+      <w:rPr>
+        <w:rFonts w:ascii="Wingdings" w:hAnsi="Wingdings" w:hint="default"/>
+      </w:rPr>
+    </w:lvl>
+    <w:lvl w:ilvl="3" w:tplc="48090001" w:tentative="1">
+      <w:start w:val="1"/>
+      <w:numFmt w:val="bullet"/>
+      <w:lvlText w:val=""/>
+      <w:lvlJc w:val="left"/>
+      <w:pPr>
+        <w:ind w:left="2880" w:hanging="360"/>
+      </w:pPr>
+      <w:rPr>
+        <w:rFonts w:ascii="Symbol" w:hAnsi="Symbol" w:hint="default"/>
+      </w:rPr>
+    </w:lvl>
+    <w:lvl w:ilvl="4" w:tplc="48090003" w:tentative="1">
+      <w:start w:val="1"/>
+      <w:numFmt w:val="bullet"/>
+      <w:lvlText w:val="o"/>
+      <w:lvlJc w:val="left"/>
+      <w:pPr>
+        <w:ind w:left="3600" w:hanging="360"/>
+      </w:pPr>
+      <w:rPr>
+        <w:rFonts w:ascii="Courier New" w:hAnsi="Courier New" w:cs="Courier New" w:hint="default"/>
+      </w:rPr>
+    </w:lvl>
+    <w:lvl w:ilvl="5" w:tplc="48090005" w:tentative="1">
+      <w:start w:val="1"/>
+      <w:numFmt w:val="bullet"/>
+      <w:lvlText w:val=""/>
+      <w:lvlJc w:val="left"/>
+      <w:pPr>
+        <w:ind w:left="4320" w:hanging="360"/>
+      </w:pPr>
+      <w:rPr>
+        <w:rFonts w:ascii="Wingdings" w:hAnsi="Wingdings" w:hint="default"/>
+      </w:rPr>
+    </w:lvl>
+    <w:lvl w:ilvl="6" w:tplc="48090001" w:tentative="1">
+      <w:start w:val="1"/>
+      <w:numFmt w:val="bullet"/>
+      <w:lvlText w:val=""/>
+      <w:lvlJc w:val="left"/>
+      <w:pPr>
+        <w:ind w:left="5040" w:hanging="360"/>
+      </w:pPr>
+      <w:rPr>
+        <w:rFonts w:ascii="Symbol" w:hAnsi="Symbol" w:hint="default"/>
+      </w:rPr>
+    </w:lvl>
+    <w:lvl w:ilvl="7" w:tplc="48090003" w:tentative="1">
+      <w:start w:val="1"/>
+      <w:numFmt w:val="bullet"/>
+      <w:lvlText w:val="o"/>
+      <w:lvlJc w:val="left"/>
+      <w:pPr>
+        <w:ind w:left="5760" w:hanging="360"/>
+      </w:pPr>
+      <w:rPr>
+        <w:rFonts w:ascii="Courier New" w:hAnsi="Courier New" w:cs="Courier New" w:hint="default"/>
+      </w:rPr>
+    </w:lvl>
+    <w:lvl w:ilvl="8" w:tplc="48090005" w:tentative="1">
+      <w:start w:val="1"/>
+      <w:numFmt w:val="bullet"/>
+      <w:lvlText w:val=""/>
+      <w:lvlJc w:val="left"/>
+      <w:pPr>
+        <w:ind w:left="6480" w:hanging="360"/>
+      </w:pPr>
+      <w:rPr>
+        <w:rFonts w:ascii="Wingdings" w:hAnsi="Wingdings" w:hint="default"/>
+      </w:rPr>
+    </w:lvl>
+  </w:abstractNum>
   <w:abstractNum w:abstractNumId="1" w15:restartNumberingAfterBreak="0">
+    <w:nsid w:val="2AAB18D0"/>
     <w:multiLevelType w:val="hybridMultilevel"/>
-    <w:lvl w:ilvl="0" w15:tentative="1">
+    <w:tmpl w:val="52A890B8"/>
+    <w:lvl w:ilvl="0" w:tplc="48090001">
+      <w:start w:val="1"/>
+      <w:numFmt w:val="bullet"/>
+      <w:lvlText w:val=""/>
+      <w:lvlJc w:val="left"/>
+      <w:pPr>
+        <w:ind w:left="720" w:hanging="360"/>
+      </w:pPr>
+      <w:rPr>
+        <w:rFonts w:ascii="Symbol" w:hAnsi="Symbol" w:hint="default"/>
+      </w:rPr>
+    </w:lvl>
+    <w:lvl w:ilvl="1" w:tplc="48090003" w:tentative="1">
+      <w:start w:val="1"/>
+      <w:numFmt w:val="bullet"/>
+      <w:lvlText w:val="o"/>
+      <w:lvlJc w:val="left"/>
+      <w:pPr>
+        <w:ind w:left="1440" w:hanging="360"/>
+      </w:pPr>
+      <w:rPr>
+        <w:rFonts w:ascii="Courier New" w:hAnsi="Courier New" w:cs="Courier New" w:hint="default"/>
+      </w:rPr>
+    </w:lvl>
+    <w:lvl w:ilvl="2" w:tplc="48090005" w:tentative="1">
+      <w:start w:val="1"/>
+      <w:numFmt w:val="bullet"/>
+      <w:lvlText w:val=""/>
+      <w:lvlJc w:val="left"/>
+      <w:pPr>
+        <w:ind w:left="2160" w:hanging="360"/>
+      </w:pPr>
+      <w:rPr>
+        <w:rFonts w:ascii="Wingdings" w:hAnsi="Wingdings" w:hint="default"/>
+      </w:rPr>
+    </w:lvl>
+    <w:lvl w:ilvl="3" w:tplc="48090001" w:tentative="1">
+      <w:start w:val="1"/>
+      <w:numFmt w:val="bullet"/>
+      <w:lvlText w:val=""/>
+      <w:lvlJc w:val="left"/>
+      <w:pPr>
+        <w:ind w:left="2880" w:hanging="360"/>
+      </w:pPr>
+      <w:rPr>
+        <w:rFonts w:ascii="Symbol" w:hAnsi="Symbol" w:hint="default"/>
+      </w:rPr>
+    </w:lvl>
+    <w:lvl w:ilvl="4" w:tplc="48090003" w:tentative="1">
+      <w:start w:val="1"/>
+      <w:numFmt w:val="bullet"/>
+      <w:lvlText w:val="o"/>
+      <w:lvlJc w:val="left"/>
+      <w:pPr>
+        <w:ind w:left="3600" w:hanging="360"/>
+      </w:pPr>
+      <w:rPr>
+        <w:rFonts w:ascii="Courier New" w:hAnsi="Courier New" w:cs="Courier New" w:hint="default"/>
+      </w:rPr>
+    </w:lvl>
+    <w:lvl w:ilvl="5" w:tplc="48090005" w:tentative="1">
+      <w:start w:val="1"/>
+      <w:numFmt w:val="bullet"/>
+      <w:lvlText w:val=""/>
+      <w:lvlJc w:val="left"/>
+      <w:pPr>
+        <w:ind w:left="4320" w:hanging="360"/>
+      </w:pPr>
+      <w:rPr>
+        <w:rFonts w:ascii="Wingdings" w:hAnsi="Wingdings" w:hint="default"/>
+      </w:rPr>
+    </w:lvl>
+    <w:lvl w:ilvl="6" w:tplc="48090001" w:tentative="1">
+      <w:start w:val="1"/>
+      <w:numFmt w:val="bullet"/>
+      <w:lvlText w:val=""/>
+      <w:lvlJc w:val="left"/>
+      <w:pPr>
+        <w:ind w:left="5040" w:hanging="360"/>
+      </w:pPr>
+      <w:rPr>
+        <w:rFonts w:ascii="Symbol" w:hAnsi="Symbol" w:hint="default"/>
+      </w:rPr>
+    </w:lvl>
+    <w:lvl w:ilvl="7" w:tplc="48090003" w:tentative="1">
+      <w:start w:val="1"/>
+      <w:numFmt w:val="bullet"/>
+      <w:lvlText w:val="o"/>
+      <w:lvlJc w:val="left"/>
+      <w:pPr>
+        <w:ind w:left="5760" w:hanging="360"/>
+      </w:pPr>
+      <w:rPr>
+        <w:rFonts w:ascii="Courier New" w:hAnsi="Courier New" w:cs="Courier New" w:hint="default"/>
+      </w:rPr>
+    </w:lvl>
+    <w:lvl w:ilvl="8" w:tplc="48090005" w:tentative="1">
+      <w:start w:val="1"/>
+      <w:numFmt w:val="bullet"/>
+      <w:lvlText w:val=""/>
+      <w:lvlJc w:val="left"/>
+      <w:pPr>
+        <w:ind w:left="6480" w:hanging="360"/>
+      </w:pPr>
+      <w:rPr>
+        <w:rFonts w:ascii="Wingdings" w:hAnsi="Wingdings" w:hint="default"/>
+      </w:rPr>
+    </w:lvl>
+  </w:abstractNum>
+  <w:abstractNum w:abstractNumId="2" w15:restartNumberingAfterBreak="0">
+    <w:nsid w:val="6F0F6B4B"/>
+    <w:multiLevelType w:val="hybridMultilevel"/>
+    <w:tmpl w:val="CA84D512"/>
+    <w:lvl w:ilvl="0" w:tplc="48090001">
+      <w:start w:val="1"/>
+      <w:numFmt w:val="bullet"/>
+      <w:lvlText w:val=""/>
+      <w:lvlJc w:val="left"/>
+      <w:pPr>
+        <w:ind w:left="720" w:hanging="360"/>
+      </w:pPr>
+      <w:rPr>
+        <w:rFonts w:ascii="Symbol" w:hAnsi="Symbol" w:hint="default"/>
+      </w:rPr>
+    </w:lvl>
+    <w:lvl w:ilvl="1" w:tplc="48090003" w:tentative="1">
+      <w:start w:val="1"/>
+      <w:numFmt w:val="bullet"/>
+      <w:lvlText w:val="o"/>
+      <w:lvlJc w:val="left"/>
+      <w:pPr>
+        <w:ind w:left="1440" w:hanging="360"/>
+      </w:pPr>
+      <w:rPr>
+        <w:rFonts w:ascii="Courier New" w:hAnsi="Courier New" w:cs="Courier New" w:hint="default"/>
+      </w:rPr>
+    </w:lvl>
+    <w:lvl w:ilvl="2" w:tplc="48090005" w:tentative="1">
+      <w:start w:val="1"/>
+      <w:numFmt w:val="bullet"/>
+      <w:lvlText w:val=""/>
+      <w:lvlJc w:val="left"/>
+      <w:pPr>
+        <w:ind w:left="2160" w:hanging="360"/>
+      </w:pPr>
+      <w:rPr>
+        <w:rFonts w:ascii="Wingdings" w:hAnsi="Wingdings" w:hint="default"/>
+      </w:rPr>
+    </w:lvl>
+    <w:lvl w:ilvl="3" w:tplc="48090001" w:tentative="1">
+      <w:start w:val="1"/>
+      <w:numFmt w:val="bullet"/>
+      <w:lvlText w:val=""/>
+      <w:lvlJc w:val="left"/>
+      <w:pPr>
+        <w:ind w:left="2880" w:hanging="360"/>
+      </w:pPr>
+      <w:rPr>
+        <w:rFonts w:ascii="Symbol" w:hAnsi="Symbol" w:hint="default"/>
+      </w:rPr>
+    </w:lvl>
+    <w:lvl w:ilvl="4" w:tplc="48090003" w:tentative="1">
+      <w:start w:val="1"/>
+      <w:numFmt w:val="bullet"/>
+      <w:lvlText w:val="o"/>
+      <w:lvlJc w:val="left"/>
+      <w:pPr>
+        <w:ind w:left="3600" w:hanging="360"/>
+      </w:pPr>
+      <w:rPr>
+        <w:rFonts w:ascii="Courier New" w:hAnsi="Courier New" w:cs="Courier New" w:hint="default"/>
+      </w:rPr>
+    </w:lvl>
+    <w:lvl w:ilvl="5" w:tplc="48090005" w:tentative="1">
+      <w:start w:val="1"/>
+      <w:numFmt w:val="bullet"/>
+      <w:lvlText w:val=""/>
+      <w:lvlJc w:val="left"/>
+      <w:pPr>
+        <w:ind w:left="4320" w:hanging="360"/>
+      </w:pPr>
+      <w:rPr>
+        <w:rFonts w:ascii="Wingdings" w:hAnsi="Wingdings" w:hint="default"/>
+      </w:rPr>
+    </w:lvl>
+    <w:lvl w:ilvl="6" w:tplc="48090001" w:tentative="1">
+      <w:start w:val="1"/>
+      <w:numFmt w:val="bullet"/>
+      <w:lvlText w:val=""/>
+      <w:lvlJc w:val="left"/>
+      <w:pPr>
+        <w:ind w:left="5040" w:hanging="360"/>
+      </w:pPr>
+      <w:rPr>
+        <w:rFonts w:ascii="Symbol" w:hAnsi="Symbol" w:hint="default"/>
+      </w:rPr>
+    </w:lvl>
+    <w:lvl w:ilvl="7" w:tplc="48090003" w:tentative="1">
+      <w:start w:val="1"/>
+      <w:numFmt w:val="bullet"/>
+      <w:lvlText w:val="o"/>
+      <w:lvlJc w:val="left"/>
+      <w:pPr>
+        <w:ind w:left="5760" w:hanging="360"/>
+      </w:pPr>
+      <w:rPr>
+        <w:rFonts w:ascii="Courier New" w:hAnsi="Courier New" w:cs="Courier New" w:hint="default"/>
+      </w:rPr>
+    </w:lvl>
+    <w:lvl w:ilvl="8" w:tplc="48090005" w:tentative="1">
+      <w:start w:val="1"/>
+      <w:numFmt w:val="bullet"/>
+      <w:lvlText w:val=""/>
+      <w:lvlJc w:val="left"/>
+      <w:pPr>
+        <w:ind w:left="6480" w:hanging="360"/>
+      </w:pPr>
+      <w:rPr>
+        <w:rFonts w:ascii="Wingdings" w:hAnsi="Wingdings" w:hint="default"/>
+      </w:rPr>
+    </w:lvl>
+  </w:abstractNum>
+  <w:abstractNum w:abstractNumId="3" w15:restartNumberingAfterBreak="0">
+    <w:nsid w:val="73474430"/>
+    <w:multiLevelType w:val="hybridMultilevel"/>
+    <w:tmpl w:val="CCA099E8"/>
+    <w:lvl w:ilvl="0" w:tplc="EFF2BFA2">
       <w:start w:val="1"/>
       <w:numFmt w:val="bullet"/>
       <w:lvlText w:val="●"/>
@@ -933,7 +1525,7 @@
         <w:ind w:left="720" w:hanging="360"/>
       </w:pPr>
     </w:lvl>
-    <w:lvl w:ilvl="1" w15:tentative="1">
+    <w:lvl w:ilvl="1" w:tplc="51AC849E">
       <w:start w:val="1"/>
       <w:numFmt w:val="bullet"/>
       <w:lvlText w:val="○"/>
@@ -942,7 +1534,7 @@
         <w:ind w:left="1440" w:hanging="360"/>
       </w:pPr>
     </w:lvl>
-    <w:lvl w:ilvl="2" w15:tentative="1">
+    <w:lvl w:ilvl="2" w:tplc="1DD82DCE">
       <w:start w:val="1"/>
       <w:numFmt w:val="bullet"/>
       <w:lvlText w:val="■"/>
@@ -951,7 +1543,7 @@
         <w:ind w:left="2160" w:hanging="360"/>
       </w:pPr>
     </w:lvl>
-    <w:lvl w:ilvl="3" w15:tentative="1">
+    <w:lvl w:ilvl="3" w:tplc="9EB61D78">
       <w:start w:val="1"/>
       <w:numFmt w:val="bullet"/>
       <w:lvlText w:val="●"/>
@@ -960,7 +1552,7 @@
         <w:ind w:left="2880" w:hanging="360"/>
       </w:pPr>
     </w:lvl>
-    <w:lvl w:ilvl="4" w15:tentative="1">
+    <w:lvl w:ilvl="4" w:tplc="FF0E788E">
       <w:start w:val="1"/>
       <w:numFmt w:val="bullet"/>
       <w:lvlText w:val="○"/>
@@ -969,7 +1561,7 @@
         <w:ind w:left="3600" w:hanging="360"/>
       </w:pPr>
     </w:lvl>
-    <w:lvl w:ilvl="5" w15:tentative="1">
+    <w:lvl w:ilvl="5" w:tplc="5948A7A2">
       <w:start w:val="1"/>
       <w:numFmt w:val="bullet"/>
       <w:lvlText w:val="■"/>
@@ -978,7 +1570,7 @@
         <w:ind w:left="4320" w:hanging="360"/>
       </w:pPr>
     </w:lvl>
-    <w:lvl w:ilvl="6" w15:tentative="1">
+    <w:lvl w:ilvl="6" w:tplc="70B2EF58">
       <w:start w:val="1"/>
       <w:numFmt w:val="bullet"/>
       <w:lvlText w:val="●"/>
@@ -987,7 +1579,7 @@
         <w:ind w:left="5040" w:hanging="360"/>
       </w:pPr>
     </w:lvl>
-    <w:lvl w:ilvl="7" w15:tentative="1">
+    <w:lvl w:ilvl="7" w:tplc="88B03014">
       <w:start w:val="1"/>
       <w:numFmt w:val="bullet"/>
       <w:lvlText w:val="●"/>
@@ -996,7 +1588,7 @@
         <w:ind w:left="5760" w:hanging="360"/>
       </w:pPr>
     </w:lvl>
-    <w:lvl w:ilvl="8" w15:tentative="1">
+    <w:lvl w:ilvl="8" w:tplc="E80A7978">
       <w:start w:val="1"/>
       <w:numFmt w:val="bullet"/>
       <w:lvlText w:val="●"/>
@@ -1006,57 +1598,564 @@
       </w:pPr>
     </w:lvl>
   </w:abstractNum>
-  <w:num w:numId="1">
-    <w:abstractNumId w:val="1"/>
+  <w:abstractNum w:abstractNumId="4" w15:restartNumberingAfterBreak="0">
+    <w:nsid w:val="76F861E9"/>
+    <w:multiLevelType w:val="hybridMultilevel"/>
+    <w:tmpl w:val="018E1FE2"/>
+    <w:lvl w:ilvl="0" w:tplc="48090001">
+      <w:start w:val="1"/>
+      <w:numFmt w:val="bullet"/>
+      <w:lvlText w:val=""/>
+      <w:lvlJc w:val="left"/>
+      <w:pPr>
+        <w:ind w:left="720" w:hanging="360"/>
+      </w:pPr>
+      <w:rPr>
+        <w:rFonts w:ascii="Symbol" w:hAnsi="Symbol" w:hint="default"/>
+      </w:rPr>
+    </w:lvl>
+    <w:lvl w:ilvl="1" w:tplc="48090003" w:tentative="1">
+      <w:start w:val="1"/>
+      <w:numFmt w:val="bullet"/>
+      <w:lvlText w:val="o"/>
+      <w:lvlJc w:val="left"/>
+      <w:pPr>
+        <w:ind w:left="1440" w:hanging="360"/>
+      </w:pPr>
+      <w:rPr>
+        <w:rFonts w:ascii="Courier New" w:hAnsi="Courier New" w:cs="Courier New" w:hint="default"/>
+      </w:rPr>
+    </w:lvl>
+    <w:lvl w:ilvl="2" w:tplc="48090005" w:tentative="1">
+      <w:start w:val="1"/>
+      <w:numFmt w:val="bullet"/>
+      <w:lvlText w:val=""/>
+      <w:lvlJc w:val="left"/>
+      <w:pPr>
+        <w:ind w:left="2160" w:hanging="360"/>
+      </w:pPr>
+      <w:rPr>
+        <w:rFonts w:ascii="Wingdings" w:hAnsi="Wingdings" w:hint="default"/>
+      </w:rPr>
+    </w:lvl>
+    <w:lvl w:ilvl="3" w:tplc="48090001" w:tentative="1">
+      <w:start w:val="1"/>
+      <w:numFmt w:val="bullet"/>
+      <w:lvlText w:val=""/>
+      <w:lvlJc w:val="left"/>
+      <w:pPr>
+        <w:ind w:left="2880" w:hanging="360"/>
+      </w:pPr>
+      <w:rPr>
+        <w:rFonts w:ascii="Symbol" w:hAnsi="Symbol" w:hint="default"/>
+      </w:rPr>
+    </w:lvl>
+    <w:lvl w:ilvl="4" w:tplc="48090003" w:tentative="1">
+      <w:start w:val="1"/>
+      <w:numFmt w:val="bullet"/>
+      <w:lvlText w:val="o"/>
+      <w:lvlJc w:val="left"/>
+      <w:pPr>
+        <w:ind w:left="3600" w:hanging="360"/>
+      </w:pPr>
+      <w:rPr>
+        <w:rFonts w:ascii="Courier New" w:hAnsi="Courier New" w:cs="Courier New" w:hint="default"/>
+      </w:rPr>
+    </w:lvl>
+    <w:lvl w:ilvl="5" w:tplc="48090005" w:tentative="1">
+      <w:start w:val="1"/>
+      <w:numFmt w:val="bullet"/>
+      <w:lvlText w:val=""/>
+      <w:lvlJc w:val="left"/>
+      <w:pPr>
+        <w:ind w:left="4320" w:hanging="360"/>
+      </w:pPr>
+      <w:rPr>
+        <w:rFonts w:ascii="Wingdings" w:hAnsi="Wingdings" w:hint="default"/>
+      </w:rPr>
+    </w:lvl>
+    <w:lvl w:ilvl="6" w:tplc="48090001" w:tentative="1">
+      <w:start w:val="1"/>
+      <w:numFmt w:val="bullet"/>
+      <w:lvlText w:val=""/>
+      <w:lvlJc w:val="left"/>
+      <w:pPr>
+        <w:ind w:left="5040" w:hanging="360"/>
+      </w:pPr>
+      <w:rPr>
+        <w:rFonts w:ascii="Symbol" w:hAnsi="Symbol" w:hint="default"/>
+      </w:rPr>
+    </w:lvl>
+    <w:lvl w:ilvl="7" w:tplc="48090003" w:tentative="1">
+      <w:start w:val="1"/>
+      <w:numFmt w:val="bullet"/>
+      <w:lvlText w:val="o"/>
+      <w:lvlJc w:val="left"/>
+      <w:pPr>
+        <w:ind w:left="5760" w:hanging="360"/>
+      </w:pPr>
+      <w:rPr>
+        <w:rFonts w:ascii="Courier New" w:hAnsi="Courier New" w:cs="Courier New" w:hint="default"/>
+      </w:rPr>
+    </w:lvl>
+    <w:lvl w:ilvl="8" w:tplc="48090005" w:tentative="1">
+      <w:start w:val="1"/>
+      <w:numFmt w:val="bullet"/>
+      <w:lvlText w:val=""/>
+      <w:lvlJc w:val="left"/>
+      <w:pPr>
+        <w:ind w:left="6480" w:hanging="360"/>
+      </w:pPr>
+      <w:rPr>
+        <w:rFonts w:ascii="Wingdings" w:hAnsi="Wingdings" w:hint="default"/>
+      </w:rPr>
+    </w:lvl>
+  </w:abstractNum>
+  <w:num w:numId="1" w16cid:durableId="237986797">
+    <w:abstractNumId w:val="3"/>
     <w:lvlOverride w:ilvl="0">
       <w:startOverride w:val="1"/>
     </w:lvlOverride>
+  </w:num>
+  <w:num w:numId="2" w16cid:durableId="1124539060">
+    <w:abstractNumId w:val="1"/>
+  </w:num>
+  <w:num w:numId="3" w16cid:durableId="308442199">
+    <w:abstractNumId w:val="2"/>
+  </w:num>
+  <w:num w:numId="4" w16cid:durableId="2118863289">
+    <w:abstractNumId w:val="4"/>
+  </w:num>
+  <w:num w:numId="5" w16cid:durableId="779180679">
+    <w:abstractNumId w:val="0"/>
   </w:num>
 </w:numbering>
 </file>
 
 <file path=word/styles.xml><?xml version="1.0" encoding="utf-8"?>
-<w:styles xmlns:mc="http://schemas.openxmlformats.org/markup-compatibility/2006" xmlns:r="http://schemas.openxmlformats.org/officeDocument/2006/relationships" xmlns:w="http://schemas.openxmlformats.org/wordprocessingml/2006/main" xmlns:w14="http://schemas.microsoft.com/office/word/2010/wordml" xmlns:w15="http://schemas.microsoft.com/office/word/2012/wordml" mc:Ignorable="w14 w15">
+<w:styles xmlns:mc="http://schemas.openxmlformats.org/markup-compatibility/2006" xmlns:r="http://schemas.openxmlformats.org/officeDocument/2006/relationships" xmlns:w="http://schemas.openxmlformats.org/wordprocessingml/2006/main" xmlns:w14="http://schemas.microsoft.com/office/word/2010/wordml" xmlns:w15="http://schemas.microsoft.com/office/word/2012/wordml" xmlns:w16cex="http://schemas.microsoft.com/office/word/2018/wordml/cex" xmlns:w16cid="http://schemas.microsoft.com/office/word/2016/wordml/cid" xmlns:w16="http://schemas.microsoft.com/office/word/2018/wordml" xmlns:w16du="http://schemas.microsoft.com/office/word/2023/wordml/word16du" xmlns:w16sdtdh="http://schemas.microsoft.com/office/word/2020/wordml/sdtdatahash" xmlns:w16sdtfl="http://schemas.microsoft.com/office/word/2024/wordml/sdtformatlock" xmlns:w16se="http://schemas.microsoft.com/office/word/2015/wordml/symex" mc:Ignorable="w14 w15 w16se w16cid w16 w16cex w16sdtdh w16sdtfl w16du">
   <w:docDefaults>
     <w:rPrDefault>
       <w:rPr>
-        <w:rFonts w:ascii="Calibri" w:cs="Calibri" w:eastAsia="Calibri" w:hAnsi="Calibri"/>
+        <w:rFonts w:ascii="Calibri" w:eastAsia="Calibri" w:hAnsi="Calibri" w:cs="Calibri"/>
         <w:sz w:val="22"/>
         <w:szCs w:val="22"/>
+        <w:lang w:val="en-SG" w:eastAsia="en-SG" w:bidi="ar-SA"/>
       </w:rPr>
     </w:rPrDefault>
     <w:pPrDefault>
       <w:pPr>
-        <w:spacing w:after="120" w:line="276"/>
+        <w:spacing w:after="120" w:line="276" w:lineRule="auto"/>
       </w:pPr>
     </w:pPrDefault>
   </w:docDefaults>
-  <w:style w:type="paragraph" w:styleId="Title">
-    <w:name w:val="Title"/>
-    <w:basedOn w:val="Normal"/>
-    <w:next w:val="Normal"/>
+  <w:latentStyles w:defLockedState="0" w:defUIPriority="99" w:defSemiHidden="0" w:defUnhideWhenUsed="0" w:defQFormat="0" w:count="376">
+    <w:lsdException w:name="Normal" w:uiPriority="0" w:qFormat="1"/>
+    <w:lsdException w:name="heading 1" w:uiPriority="9" w:qFormat="1"/>
+    <w:lsdException w:name="heading 2" w:semiHidden="1" w:uiPriority="9" w:unhideWhenUsed="1" w:qFormat="1"/>
+    <w:lsdException w:name="heading 3" w:semiHidden="1" w:uiPriority="9" w:unhideWhenUsed="1" w:qFormat="1"/>
+    <w:lsdException w:name="heading 4" w:semiHidden="1" w:uiPriority="9" w:unhideWhenUsed="1" w:qFormat="1"/>
+    <w:lsdException w:name="heading 5" w:semiHidden="1" w:uiPriority="9" w:unhideWhenUsed="1" w:qFormat="1"/>
+    <w:lsdException w:name="heading 6" w:semiHidden="1" w:uiPriority="9" w:unhideWhenUsed="1" w:qFormat="1"/>
+    <w:lsdException w:name="heading 7" w:semiHidden="1" w:uiPriority="9" w:unhideWhenUsed="1" w:qFormat="1"/>
+    <w:lsdException w:name="heading 8" w:semiHidden="1" w:uiPriority="9" w:unhideWhenUsed="1" w:qFormat="1"/>
+    <w:lsdException w:name="heading 9" w:semiHidden="1" w:uiPriority="9" w:unhideWhenUsed="1" w:qFormat="1"/>
+    <w:lsdException w:name="index 1" w:semiHidden="1" w:unhideWhenUsed="1"/>
+    <w:lsdException w:name="index 2" w:semiHidden="1" w:unhideWhenUsed="1"/>
+    <w:lsdException w:name="index 3" w:semiHidden="1" w:unhideWhenUsed="1"/>
+    <w:lsdException w:name="index 4" w:semiHidden="1" w:unhideWhenUsed="1"/>
+    <w:lsdException w:name="index 5" w:semiHidden="1" w:unhideWhenUsed="1"/>
+    <w:lsdException w:name="index 6" w:semiHidden="1" w:unhideWhenUsed="1"/>
+    <w:lsdException w:name="index 7" w:semiHidden="1" w:unhideWhenUsed="1"/>
+    <w:lsdException w:name="index 8" w:semiHidden="1" w:unhideWhenUsed="1"/>
+    <w:lsdException w:name="index 9" w:semiHidden="1" w:unhideWhenUsed="1"/>
+    <w:lsdException w:name="toc 1" w:semiHidden="1" w:uiPriority="39" w:unhideWhenUsed="1"/>
+    <w:lsdException w:name="toc 2" w:semiHidden="1" w:uiPriority="39" w:unhideWhenUsed="1"/>
+    <w:lsdException w:name="toc 3" w:semiHidden="1" w:uiPriority="39" w:unhideWhenUsed="1"/>
+    <w:lsdException w:name="toc 4" w:semiHidden="1" w:uiPriority="39" w:unhideWhenUsed="1"/>
+    <w:lsdException w:name="toc 5" w:semiHidden="1" w:uiPriority="39" w:unhideWhenUsed="1"/>
+    <w:lsdException w:name="toc 6" w:semiHidden="1" w:uiPriority="39" w:unhideWhenUsed="1"/>
+    <w:lsdException w:name="toc 7" w:semiHidden="1" w:uiPriority="39" w:unhideWhenUsed="1"/>
+    <w:lsdException w:name="toc 8" w:semiHidden="1" w:uiPriority="39" w:unhideWhenUsed="1"/>
+    <w:lsdException w:name="toc 9" w:semiHidden="1" w:uiPriority="39" w:unhideWhenUsed="1"/>
+    <w:lsdException w:name="Normal Indent" w:semiHidden="1" w:unhideWhenUsed="1"/>
+    <w:lsdException w:name="footnote text" w:semiHidden="1" w:unhideWhenUsed="1"/>
+    <w:lsdException w:name="annotation text" w:semiHidden="1" w:unhideWhenUsed="1"/>
+    <w:lsdException w:name="header" w:semiHidden="1" w:unhideWhenUsed="1"/>
+    <w:lsdException w:name="footer" w:semiHidden="1" w:unhideWhenUsed="1"/>
+    <w:lsdException w:name="index heading" w:semiHidden="1" w:unhideWhenUsed="1"/>
+    <w:lsdException w:name="caption" w:semiHidden="1" w:uiPriority="35" w:unhideWhenUsed="1" w:qFormat="1"/>
+    <w:lsdException w:name="table of figures" w:semiHidden="1" w:unhideWhenUsed="1"/>
+    <w:lsdException w:name="envelope address" w:semiHidden="1" w:unhideWhenUsed="1"/>
+    <w:lsdException w:name="envelope return" w:semiHidden="1" w:unhideWhenUsed="1"/>
+    <w:lsdException w:name="footnote reference" w:semiHidden="1" w:unhideWhenUsed="1"/>
+    <w:lsdException w:name="annotation reference" w:semiHidden="1" w:unhideWhenUsed="1"/>
+    <w:lsdException w:name="line number" w:semiHidden="1" w:unhideWhenUsed="1"/>
+    <w:lsdException w:name="page number" w:semiHidden="1" w:unhideWhenUsed="1"/>
+    <w:lsdException w:name="endnote reference" w:semiHidden="1" w:unhideWhenUsed="1"/>
+    <w:lsdException w:name="endnote text" w:semiHidden="1" w:unhideWhenUsed="1"/>
+    <w:lsdException w:name="table of authorities" w:semiHidden="1" w:unhideWhenUsed="1"/>
+    <w:lsdException w:name="macro" w:semiHidden="1" w:unhideWhenUsed="1"/>
+    <w:lsdException w:name="toa heading" w:semiHidden="1" w:unhideWhenUsed="1"/>
+    <w:lsdException w:name="List" w:semiHidden="1" w:unhideWhenUsed="1"/>
+    <w:lsdException w:name="List Bullet" w:semiHidden="1" w:unhideWhenUsed="1"/>
+    <w:lsdException w:name="List Number" w:semiHidden="1" w:unhideWhenUsed="1"/>
+    <w:lsdException w:name="List 2" w:semiHidden="1" w:unhideWhenUsed="1"/>
+    <w:lsdException w:name="List 3" w:semiHidden="1" w:unhideWhenUsed="1"/>
+    <w:lsdException w:name="List 4" w:semiHidden="1" w:unhideWhenUsed="1"/>
+    <w:lsdException w:name="List 5" w:semiHidden="1" w:unhideWhenUsed="1"/>
+    <w:lsdException w:name="List Bullet 2" w:semiHidden="1" w:unhideWhenUsed="1"/>
+    <w:lsdException w:name="List Bullet 3" w:semiHidden="1" w:unhideWhenUsed="1"/>
+    <w:lsdException w:name="List Bullet 4" w:semiHidden="1" w:unhideWhenUsed="1"/>
+    <w:lsdException w:name="List Bullet 5" w:semiHidden="1" w:unhideWhenUsed="1"/>
+    <w:lsdException w:name="List Number 2" w:semiHidden="1" w:unhideWhenUsed="1"/>
+    <w:lsdException w:name="List Number 3" w:semiHidden="1" w:unhideWhenUsed="1"/>
+    <w:lsdException w:name="List Number 4" w:semiHidden="1" w:unhideWhenUsed="1"/>
+    <w:lsdException w:name="List Number 5" w:semiHidden="1" w:unhideWhenUsed="1"/>
+    <w:lsdException w:name="Title" w:uiPriority="10" w:qFormat="1"/>
+    <w:lsdException w:name="Closing" w:semiHidden="1" w:unhideWhenUsed="1"/>
+    <w:lsdException w:name="Signature" w:semiHidden="1" w:unhideWhenUsed="1"/>
+    <w:lsdException w:name="Default Paragraph Font" w:semiHidden="1" w:uiPriority="1" w:unhideWhenUsed="1"/>
+    <w:lsdException w:name="Body Text" w:semiHidden="1" w:unhideWhenUsed="1"/>
+    <w:lsdException w:name="Body Text Indent" w:semiHidden="1" w:unhideWhenUsed="1"/>
+    <w:lsdException w:name="List Continue" w:semiHidden="1" w:unhideWhenUsed="1"/>
+    <w:lsdException w:name="List Continue 2" w:semiHidden="1" w:unhideWhenUsed="1"/>
+    <w:lsdException w:name="List Continue 3" w:semiHidden="1" w:unhideWhenUsed="1"/>
+    <w:lsdException w:name="List Continue 4" w:semiHidden="1" w:unhideWhenUsed="1"/>
+    <w:lsdException w:name="List Continue 5" w:semiHidden="1" w:unhideWhenUsed="1"/>
+    <w:lsdException w:name="Message Header" w:semiHidden="1" w:unhideWhenUsed="1"/>
+    <w:lsdException w:name="Subtitle" w:uiPriority="11" w:qFormat="1"/>
+    <w:lsdException w:name="Salutation" w:semiHidden="1" w:unhideWhenUsed="1"/>
+    <w:lsdException w:name="Date" w:semiHidden="1" w:unhideWhenUsed="1"/>
+    <w:lsdException w:name="Body Text First Indent" w:semiHidden="1" w:unhideWhenUsed="1"/>
+    <w:lsdException w:name="Body Text First Indent 2" w:semiHidden="1" w:unhideWhenUsed="1"/>
+    <w:lsdException w:name="Note Heading" w:semiHidden="1" w:unhideWhenUsed="1"/>
+    <w:lsdException w:name="Body Text 2" w:semiHidden="1" w:unhideWhenUsed="1"/>
+    <w:lsdException w:name="Body Text 3" w:semiHidden="1" w:unhideWhenUsed="1"/>
+    <w:lsdException w:name="Body Text Indent 2" w:semiHidden="1" w:unhideWhenUsed="1"/>
+    <w:lsdException w:name="Body Text Indent 3" w:semiHidden="1" w:unhideWhenUsed="1"/>
+    <w:lsdException w:name="Block Text" w:semiHidden="1" w:unhideWhenUsed="1"/>
+    <w:lsdException w:name="Hyperlink" w:semiHidden="1" w:unhideWhenUsed="1"/>
+    <w:lsdException w:name="FollowedHyperlink" w:semiHidden="1" w:unhideWhenUsed="1"/>
+    <w:lsdException w:name="Strong" w:uiPriority="22" w:qFormat="1"/>
+    <w:lsdException w:name="Emphasis" w:uiPriority="20" w:qFormat="1"/>
+    <w:lsdException w:name="Document Map" w:semiHidden="1" w:unhideWhenUsed="1"/>
+    <w:lsdException w:name="Plain Text" w:semiHidden="1" w:unhideWhenUsed="1"/>
+    <w:lsdException w:name="E-mail Signature" w:semiHidden="1" w:unhideWhenUsed="1"/>
+    <w:lsdException w:name="HTML Top of Form" w:semiHidden="1" w:unhideWhenUsed="1"/>
+    <w:lsdException w:name="HTML Bottom of Form" w:semiHidden="1" w:unhideWhenUsed="1"/>
+    <w:lsdException w:name="Normal (Web)" w:semiHidden="1" w:unhideWhenUsed="1"/>
+    <w:lsdException w:name="HTML Acronym" w:semiHidden="1" w:unhideWhenUsed="1"/>
+    <w:lsdException w:name="HTML Address" w:semiHidden="1" w:unhideWhenUsed="1"/>
+    <w:lsdException w:name="HTML Cite" w:semiHidden="1" w:unhideWhenUsed="1"/>
+    <w:lsdException w:name="HTML Code" w:semiHidden="1" w:unhideWhenUsed="1"/>
+    <w:lsdException w:name="HTML Definition" w:semiHidden="1" w:unhideWhenUsed="1"/>
+    <w:lsdException w:name="HTML Keyboard" w:semiHidden="1" w:unhideWhenUsed="1"/>
+    <w:lsdException w:name="HTML Preformatted" w:semiHidden="1" w:unhideWhenUsed="1"/>
+    <w:lsdException w:name="HTML Sample" w:semiHidden="1" w:unhideWhenUsed="1"/>
+    <w:lsdException w:name="HTML Typewriter" w:semiHidden="1" w:unhideWhenUsed="1"/>
+    <w:lsdException w:name="HTML Variable" w:semiHidden="1" w:unhideWhenUsed="1"/>
+    <w:lsdException w:name="Normal Table" w:semiHidden="1" w:unhideWhenUsed="1"/>
+    <w:lsdException w:name="annotation subject" w:semiHidden="1" w:unhideWhenUsed="1"/>
+    <w:lsdException w:name="No List" w:semiHidden="1" w:unhideWhenUsed="1"/>
+    <w:lsdException w:name="Outline List 1" w:semiHidden="1" w:unhideWhenUsed="1"/>
+    <w:lsdException w:name="Outline List 2" w:semiHidden="1" w:unhideWhenUsed="1"/>
+    <w:lsdException w:name="Outline List 3" w:semiHidden="1" w:unhideWhenUsed="1"/>
+    <w:lsdException w:name="Table Simple 1" w:semiHidden="1" w:unhideWhenUsed="1"/>
+    <w:lsdException w:name="Table Simple 2" w:semiHidden="1" w:unhideWhenUsed="1"/>
+    <w:lsdException w:name="Table Simple 3" w:semiHidden="1" w:unhideWhenUsed="1"/>
+    <w:lsdException w:name="Table Classic 1" w:semiHidden="1" w:unhideWhenUsed="1"/>
+    <w:lsdException w:name="Table Classic 2" w:semiHidden="1" w:unhideWhenUsed="1"/>
+    <w:lsdException w:name="Table Classic 3" w:semiHidden="1" w:unhideWhenUsed="1"/>
+    <w:lsdException w:name="Table Classic 4" w:semiHidden="1" w:unhideWhenUsed="1"/>
+    <w:lsdException w:name="Table Colorful 1" w:semiHidden="1" w:unhideWhenUsed="1"/>
+    <w:lsdException w:name="Table Colorful 2" w:semiHidden="1" w:unhideWhenUsed="1"/>
+    <w:lsdException w:name="Table Colorful 3" w:semiHidden="1" w:unhideWhenUsed="1"/>
+    <w:lsdException w:name="Table Columns 1" w:semiHidden="1" w:unhideWhenUsed="1"/>
+    <w:lsdException w:name="Table Columns 2" w:semiHidden="1" w:unhideWhenUsed="1"/>
+    <w:lsdException w:name="Table Columns 3" w:semiHidden="1" w:unhideWhenUsed="1"/>
+    <w:lsdException w:name="Table Columns 4" w:semiHidden="1" w:unhideWhenUsed="1"/>
+    <w:lsdException w:name="Table Columns 5" w:semiHidden="1" w:unhideWhenUsed="1"/>
+    <w:lsdException w:name="Table Grid 1" w:semiHidden="1" w:unhideWhenUsed="1"/>
+    <w:lsdException w:name="Table Grid 2" w:semiHidden="1" w:unhideWhenUsed="1"/>
+    <w:lsdException w:name="Table Grid 3" w:semiHidden="1" w:unhideWhenUsed="1"/>
+    <w:lsdException w:name="Table Grid 4" w:semiHidden="1" w:unhideWhenUsed="1"/>
+    <w:lsdException w:name="Table Grid 5" w:semiHidden="1" w:unhideWhenUsed="1"/>
+    <w:lsdException w:name="Table Grid 6" w:semiHidden="1" w:unhideWhenUsed="1"/>
+    <w:lsdException w:name="Table Grid 7" w:semiHidden="1" w:unhideWhenUsed="1"/>
+    <w:lsdException w:name="Table Grid 8" w:semiHidden="1" w:unhideWhenUsed="1"/>
+    <w:lsdException w:name="Table List 1" w:semiHidden="1" w:unhideWhenUsed="1"/>
+    <w:lsdException w:name="Table List 2" w:semiHidden="1" w:unhideWhenUsed="1"/>
+    <w:lsdException w:name="Table List 3" w:semiHidden="1" w:unhideWhenUsed="1"/>
+    <w:lsdException w:name="Table List 4" w:semiHidden="1" w:unhideWhenUsed="1"/>
+    <w:lsdException w:name="Table List 5" w:semiHidden="1" w:unhideWhenUsed="1"/>
+    <w:lsdException w:name="Table List 6" w:semiHidden="1" w:unhideWhenUsed="1"/>
+    <w:lsdException w:name="Table List 7" w:semiHidden="1" w:unhideWhenUsed="1"/>
+    <w:lsdException w:name="Table List 8" w:semiHidden="1" w:unhideWhenUsed="1"/>
+    <w:lsdException w:name="Table 3D effects 1" w:semiHidden="1" w:unhideWhenUsed="1"/>
+    <w:lsdException w:name="Table 3D effects 2" w:semiHidden="1" w:unhideWhenUsed="1"/>
+    <w:lsdException w:name="Table 3D effects 3" w:semiHidden="1" w:unhideWhenUsed="1"/>
+    <w:lsdException w:name="Table Contemporary" w:semiHidden="1" w:unhideWhenUsed="1"/>
+    <w:lsdException w:name="Table Elegant" w:semiHidden="1" w:unhideWhenUsed="1"/>
+    <w:lsdException w:name="Table Professional" w:semiHidden="1" w:unhideWhenUsed="1"/>
+    <w:lsdException w:name="Table Subtle 1" w:semiHidden="1" w:unhideWhenUsed="1"/>
+    <w:lsdException w:name="Table Subtle 2" w:semiHidden="1" w:unhideWhenUsed="1"/>
+    <w:lsdException w:name="Table Web 1" w:semiHidden="1" w:unhideWhenUsed="1"/>
+    <w:lsdException w:name="Table Web 2" w:semiHidden="1" w:unhideWhenUsed="1"/>
+    <w:lsdException w:name="Table Web 3" w:semiHidden="1" w:unhideWhenUsed="1"/>
+    <w:lsdException w:name="Balloon Text" w:semiHidden="1" w:unhideWhenUsed="1"/>
+    <w:lsdException w:name="Table Grid" w:uiPriority="39"/>
+    <w:lsdException w:name="Table Theme" w:semiHidden="1" w:unhideWhenUsed="1"/>
+    <w:lsdException w:name="Placeholder Text" w:semiHidden="1"/>
+    <w:lsdException w:name="No Spacing" w:uiPriority="1" w:qFormat="1"/>
+    <w:lsdException w:name="Light Shading" w:uiPriority="60"/>
+    <w:lsdException w:name="Light List" w:uiPriority="61"/>
+    <w:lsdException w:name="Light Grid" w:uiPriority="62"/>
+    <w:lsdException w:name="Medium Shading 1" w:uiPriority="63"/>
+    <w:lsdException w:name="Medium Shading 2" w:uiPriority="64"/>
+    <w:lsdException w:name="Medium List 1" w:uiPriority="65"/>
+    <w:lsdException w:name="Medium List 2" w:uiPriority="66"/>
+    <w:lsdException w:name="Medium Grid 1" w:uiPriority="67"/>
+    <w:lsdException w:name="Medium Grid 2" w:uiPriority="68"/>
+    <w:lsdException w:name="Medium Grid 3" w:uiPriority="69"/>
+    <w:lsdException w:name="Dark List" w:uiPriority="70"/>
+    <w:lsdException w:name="Colorful Shading" w:uiPriority="71"/>
+    <w:lsdException w:name="Colorful List" w:uiPriority="72"/>
+    <w:lsdException w:name="Colorful Grid" w:uiPriority="73"/>
+    <w:lsdException w:name="Light Shading Accent 1" w:uiPriority="60"/>
+    <w:lsdException w:name="Light List Accent 1" w:uiPriority="61"/>
+    <w:lsdException w:name="Light Grid Accent 1" w:uiPriority="62"/>
+    <w:lsdException w:name="Medium Shading 1 Accent 1" w:uiPriority="63"/>
+    <w:lsdException w:name="Medium Shading 2 Accent 1" w:uiPriority="64"/>
+    <w:lsdException w:name="Medium List 1 Accent 1" w:uiPriority="65"/>
+    <w:lsdException w:name="Revision" w:semiHidden="1"/>
+    <w:lsdException w:name="List Paragraph" w:uiPriority="34" w:qFormat="1"/>
+    <w:lsdException w:name="Quote" w:uiPriority="29" w:qFormat="1"/>
+    <w:lsdException w:name="Intense Quote" w:uiPriority="30" w:qFormat="1"/>
+    <w:lsdException w:name="Medium List 2 Accent 1" w:uiPriority="66"/>
+    <w:lsdException w:name="Medium Grid 1 Accent 1" w:uiPriority="67"/>
+    <w:lsdException w:name="Medium Grid 2 Accent 1" w:uiPriority="68"/>
+    <w:lsdException w:name="Medium Grid 3 Accent 1" w:uiPriority="69"/>
+    <w:lsdException w:name="Dark List Accent 1" w:uiPriority="70"/>
+    <w:lsdException w:name="Colorful Shading Accent 1" w:uiPriority="71"/>
+    <w:lsdException w:name="Colorful List Accent 1" w:uiPriority="72"/>
+    <w:lsdException w:name="Colorful Grid Accent 1" w:uiPriority="73"/>
+    <w:lsdException w:name="Light Shading Accent 2" w:uiPriority="60"/>
+    <w:lsdException w:name="Light List Accent 2" w:uiPriority="61"/>
+    <w:lsdException w:name="Light Grid Accent 2" w:uiPriority="62"/>
+    <w:lsdException w:name="Medium Shading 1 Accent 2" w:uiPriority="63"/>
+    <w:lsdException w:name="Medium Shading 2 Accent 2" w:uiPriority="64"/>
+    <w:lsdException w:name="Medium List 1 Accent 2" w:uiPriority="65"/>
+    <w:lsdException w:name="Medium List 2 Accent 2" w:uiPriority="66"/>
+    <w:lsdException w:name="Medium Grid 1 Accent 2" w:uiPriority="67"/>
+    <w:lsdException w:name="Medium Grid 2 Accent 2" w:uiPriority="68"/>
+    <w:lsdException w:name="Medium Grid 3 Accent 2" w:uiPriority="69"/>
+    <w:lsdException w:name="Dark List Accent 2" w:uiPriority="70"/>
+    <w:lsdException w:name="Colorful Shading Accent 2" w:uiPriority="71"/>
+    <w:lsdException w:name="Colorful List Accent 2" w:uiPriority="72"/>
+    <w:lsdException w:name="Colorful Grid Accent 2" w:uiPriority="73"/>
+    <w:lsdException w:name="Light Shading Accent 3" w:uiPriority="60"/>
+    <w:lsdException w:name="Light List Accent 3" w:uiPriority="61"/>
+    <w:lsdException w:name="Light Grid Accent 3" w:uiPriority="62"/>
+    <w:lsdException w:name="Medium Shading 1 Accent 3" w:uiPriority="63"/>
+    <w:lsdException w:name="Medium Shading 2 Accent 3" w:uiPriority="64"/>
+    <w:lsdException w:name="Medium List 1 Accent 3" w:uiPriority="65"/>
+    <w:lsdException w:name="Medium List 2 Accent 3" w:uiPriority="66"/>
+    <w:lsdException w:name="Medium Grid 1 Accent 3" w:uiPriority="67"/>
+    <w:lsdException w:name="Medium Grid 2 Accent 3" w:uiPriority="68"/>
+    <w:lsdException w:name="Medium Grid 3 Accent 3" w:uiPriority="69"/>
+    <w:lsdException w:name="Dark List Accent 3" w:uiPriority="70"/>
+    <w:lsdException w:name="Colorful Shading Accent 3" w:uiPriority="71"/>
+    <w:lsdException w:name="Colorful List Accent 3" w:uiPriority="72"/>
+    <w:lsdException w:name="Colorful Grid Accent 3" w:uiPriority="73"/>
+    <w:lsdException w:name="Light Shading Accent 4" w:uiPriority="60"/>
+    <w:lsdException w:name="Light List Accent 4" w:uiPriority="61"/>
+    <w:lsdException w:name="Light Grid Accent 4" w:uiPriority="62"/>
+    <w:lsdException w:name="Medium Shading 1 Accent 4" w:uiPriority="63"/>
+    <w:lsdException w:name="Medium Shading 2 Accent 4" w:uiPriority="64"/>
+    <w:lsdException w:name="Medium List 1 Accent 4" w:uiPriority="65"/>
+    <w:lsdException w:name="Medium List 2 Accent 4" w:uiPriority="66"/>
+    <w:lsdException w:name="Medium Grid 1 Accent 4" w:uiPriority="67"/>
+    <w:lsdException w:name="Medium Grid 2 Accent 4" w:uiPriority="68"/>
+    <w:lsdException w:name="Medium Grid 3 Accent 4" w:uiPriority="69"/>
+    <w:lsdException w:name="Dark List Accent 4" w:uiPriority="70"/>
+    <w:lsdException w:name="Colorful Shading Accent 4" w:uiPriority="71"/>
+    <w:lsdException w:name="Colorful List Accent 4" w:uiPriority="72"/>
+    <w:lsdException w:name="Colorful Grid Accent 4" w:uiPriority="73"/>
+    <w:lsdException w:name="Light Shading Accent 5" w:uiPriority="60"/>
+    <w:lsdException w:name="Light List Accent 5" w:uiPriority="61"/>
+    <w:lsdException w:name="Light Grid Accent 5" w:uiPriority="62"/>
+    <w:lsdException w:name="Medium Shading 1 Accent 5" w:uiPriority="63"/>
+    <w:lsdException w:name="Medium Shading 2 Accent 5" w:uiPriority="64"/>
+    <w:lsdException w:name="Medium List 1 Accent 5" w:uiPriority="65"/>
+    <w:lsdException w:name="Medium List 2 Accent 5" w:uiPriority="66"/>
+    <w:lsdException w:name="Medium Grid 1 Accent 5" w:uiPriority="67"/>
+    <w:lsdException w:name="Medium Grid 2 Accent 5" w:uiPriority="68"/>
+    <w:lsdException w:name="Medium Grid 3 Accent 5" w:uiPriority="69"/>
+    <w:lsdException w:name="Dark List Accent 5" w:uiPriority="70"/>
+    <w:lsdException w:name="Colorful Shading Accent 5" w:uiPriority="71"/>
+    <w:lsdException w:name="Colorful List Accent 5" w:uiPriority="72"/>
+    <w:lsdException w:name="Colorful Grid Accent 5" w:uiPriority="73"/>
+    <w:lsdException w:name="Light Shading Accent 6" w:uiPriority="60"/>
+    <w:lsdException w:name="Light List Accent 6" w:uiPriority="61"/>
+    <w:lsdException w:name="Light Grid Accent 6" w:uiPriority="62"/>
+    <w:lsdException w:name="Medium Shading 1 Accent 6" w:uiPriority="63"/>
+    <w:lsdException w:name="Medium Shading 2 Accent 6" w:uiPriority="64"/>
+    <w:lsdException w:name="Medium List 1 Accent 6" w:uiPriority="65"/>
+    <w:lsdException w:name="Medium List 2 Accent 6" w:uiPriority="66"/>
+    <w:lsdException w:name="Medium Grid 1 Accent 6" w:uiPriority="67"/>
+    <w:lsdException w:name="Medium Grid 2 Accent 6" w:uiPriority="68"/>
+    <w:lsdException w:name="Medium Grid 3 Accent 6" w:uiPriority="69"/>
+    <w:lsdException w:name="Dark List Accent 6" w:uiPriority="70"/>
+    <w:lsdException w:name="Colorful Shading Accent 6" w:uiPriority="71"/>
+    <w:lsdException w:name="Colorful List Accent 6" w:uiPriority="72"/>
+    <w:lsdException w:name="Colorful Grid Accent 6" w:uiPriority="73"/>
+    <w:lsdException w:name="Subtle Emphasis" w:uiPriority="19" w:qFormat="1"/>
+    <w:lsdException w:name="Intense Emphasis" w:uiPriority="21" w:qFormat="1"/>
+    <w:lsdException w:name="Subtle Reference" w:uiPriority="31" w:qFormat="1"/>
+    <w:lsdException w:name="Intense Reference" w:uiPriority="32" w:qFormat="1"/>
+    <w:lsdException w:name="Book Title" w:uiPriority="33" w:qFormat="1"/>
+    <w:lsdException w:name="Bibliography" w:semiHidden="1" w:uiPriority="37" w:unhideWhenUsed="1"/>
+    <w:lsdException w:name="TOC Heading" w:semiHidden="1" w:uiPriority="39" w:unhideWhenUsed="1" w:qFormat="1"/>
+    <w:lsdException w:name="Plain Table 1" w:uiPriority="41"/>
+    <w:lsdException w:name="Plain Table 2" w:uiPriority="42"/>
+    <w:lsdException w:name="Plain Table 3" w:uiPriority="43"/>
+    <w:lsdException w:name="Plain Table 4" w:uiPriority="44"/>
+    <w:lsdException w:name="Plain Table 5" w:uiPriority="45"/>
+    <w:lsdException w:name="Grid Table Light" w:uiPriority="40"/>
+    <w:lsdException w:name="Grid Table 1 Light" w:uiPriority="46"/>
+    <w:lsdException w:name="Grid Table 2" w:uiPriority="47"/>
+    <w:lsdException w:name="Grid Table 3" w:uiPriority="48"/>
+    <w:lsdException w:name="Grid Table 4" w:uiPriority="49"/>
+    <w:lsdException w:name="Grid Table 5 Dark" w:uiPriority="50"/>
+    <w:lsdException w:name="Grid Table 6 Colorful" w:uiPriority="51"/>
+    <w:lsdException w:name="Grid Table 7 Colorful" w:uiPriority="52"/>
+    <w:lsdException w:name="Grid Table 1 Light Accent 1" w:uiPriority="46"/>
+    <w:lsdException w:name="Grid Table 2 Accent 1" w:uiPriority="47"/>
+    <w:lsdException w:name="Grid Table 3 Accent 1" w:uiPriority="48"/>
+    <w:lsdException w:name="Grid Table 4 Accent 1" w:uiPriority="49"/>
+    <w:lsdException w:name="Grid Table 5 Dark Accent 1" w:uiPriority="50"/>
+    <w:lsdException w:name="Grid Table 6 Colorful Accent 1" w:uiPriority="51"/>
+    <w:lsdException w:name="Grid Table 7 Colorful Accent 1" w:uiPriority="52"/>
+    <w:lsdException w:name="Grid Table 1 Light Accent 2" w:uiPriority="46"/>
+    <w:lsdException w:name="Grid Table 2 Accent 2" w:uiPriority="47"/>
+    <w:lsdException w:name="Grid Table 3 Accent 2" w:uiPriority="48"/>
+    <w:lsdException w:name="Grid Table 4 Accent 2" w:uiPriority="49"/>
+    <w:lsdException w:name="Grid Table 5 Dark Accent 2" w:uiPriority="50"/>
+    <w:lsdException w:name="Grid Table 6 Colorful Accent 2" w:uiPriority="51"/>
+    <w:lsdException w:name="Grid Table 7 Colorful Accent 2" w:uiPriority="52"/>
+    <w:lsdException w:name="Grid Table 1 Light Accent 3" w:uiPriority="46"/>
+    <w:lsdException w:name="Grid Table 2 Accent 3" w:uiPriority="47"/>
+    <w:lsdException w:name="Grid Table 3 Accent 3" w:uiPriority="48"/>
+    <w:lsdException w:name="Grid Table 4 Accent 3" w:uiPriority="49"/>
+    <w:lsdException w:name="Grid Table 5 Dark Accent 3" w:uiPriority="50"/>
+    <w:lsdException w:name="Grid Table 6 Colorful Accent 3" w:uiPriority="51"/>
+    <w:lsdException w:name="Grid Table 7 Colorful Accent 3" w:uiPriority="52"/>
+    <w:lsdException w:name="Grid Table 1 Light Accent 4" w:uiPriority="46"/>
+    <w:lsdException w:name="Grid Table 2 Accent 4" w:uiPriority="47"/>
+    <w:lsdException w:name="Grid Table 3 Accent 4" w:uiPriority="48"/>
+    <w:lsdException w:name="Grid Table 4 Accent 4" w:uiPriority="49"/>
+    <w:lsdException w:name="Grid Table 5 Dark Accent 4" w:uiPriority="50"/>
+    <w:lsdException w:name="Grid Table 6 Colorful Accent 4" w:uiPriority="51"/>
+    <w:lsdException w:name="Grid Table 7 Colorful Accent 4" w:uiPriority="52"/>
+    <w:lsdException w:name="Grid Table 1 Light Accent 5" w:uiPriority="46"/>
+    <w:lsdException w:name="Grid Table 2 Accent 5" w:uiPriority="47"/>
+    <w:lsdException w:name="Grid Table 3 Accent 5" w:uiPriority="48"/>
+    <w:lsdException w:name="Grid Table 4 Accent 5" w:uiPriority="49"/>
+    <w:lsdException w:name="Grid Table 5 Dark Accent 5" w:uiPriority="50"/>
+    <w:lsdException w:name="Grid Table 6 Colorful Accent 5" w:uiPriority="51"/>
+    <w:lsdException w:name="Grid Table 7 Colorful Accent 5" w:uiPriority="52"/>
+    <w:lsdException w:name="Grid Table 1 Light Accent 6" w:uiPriority="46"/>
+    <w:lsdException w:name="Grid Table 2 Accent 6" w:uiPriority="47"/>
+    <w:lsdException w:name="Grid Table 3 Accent 6" w:uiPriority="48"/>
+    <w:lsdException w:name="Grid Table 4 Accent 6" w:uiPriority="49"/>
+    <w:lsdException w:name="Grid Table 5 Dark Accent 6" w:uiPriority="50"/>
+    <w:lsdException w:name="Grid Table 6 Colorful Accent 6" w:uiPriority="51"/>
+    <w:lsdException w:name="Grid Table 7 Colorful Accent 6" w:uiPriority="52"/>
+    <w:lsdException w:name="List Table 1 Light" w:uiPriority="46"/>
+    <w:lsdException w:name="List Table 2" w:uiPriority="47"/>
+    <w:lsdException w:name="List Table 3" w:uiPriority="48"/>
+    <w:lsdException w:name="List Table 4" w:uiPriority="49"/>
+    <w:lsdException w:name="List Table 5 Dark" w:uiPriority="50"/>
+    <w:lsdException w:name="List Table 6 Colorful" w:uiPriority="51"/>
+    <w:lsdException w:name="List Table 7 Colorful" w:uiPriority="52"/>
+    <w:lsdException w:name="List Table 1 Light Accent 1" w:uiPriority="46"/>
+    <w:lsdException w:name="List Table 2 Accent 1" w:uiPriority="47"/>
+    <w:lsdException w:name="List Table 3 Accent 1" w:uiPriority="48"/>
+    <w:lsdException w:name="List Table 4 Accent 1" w:uiPriority="49"/>
+    <w:lsdException w:name="List Table 5 Dark Accent 1" w:uiPriority="50"/>
+    <w:lsdException w:name="List Table 6 Colorful Accent 1" w:uiPriority="51"/>
+    <w:lsdException w:name="List Table 7 Colorful Accent 1" w:uiPriority="52"/>
+    <w:lsdException w:name="List Table 1 Light Accent 2" w:uiPriority="46"/>
+    <w:lsdException w:name="List Table 2 Accent 2" w:uiPriority="47"/>
+    <w:lsdException w:name="List Table 3 Accent 2" w:uiPriority="48"/>
+    <w:lsdException w:name="List Table 4 Accent 2" w:uiPriority="49"/>
+    <w:lsdException w:name="List Table 5 Dark Accent 2" w:uiPriority="50"/>
+    <w:lsdException w:name="List Table 6 Colorful Accent 2" w:uiPriority="51"/>
+    <w:lsdException w:name="List Table 7 Colorful Accent 2" w:uiPriority="52"/>
+    <w:lsdException w:name="List Table 1 Light Accent 3" w:uiPriority="46"/>
+    <w:lsdException w:name="List Table 2 Accent 3" w:uiPriority="47"/>
+    <w:lsdException w:name="List Table 3 Accent 3" w:uiPriority="48"/>
+    <w:lsdException w:name="List Table 4 Accent 3" w:uiPriority="49"/>
+    <w:lsdException w:name="List Table 5 Dark Accent 3" w:uiPriority="50"/>
+    <w:lsdException w:name="List Table 6 Colorful Accent 3" w:uiPriority="51"/>
+    <w:lsdException w:name="List Table 7 Colorful Accent 3" w:uiPriority="52"/>
+    <w:lsdException w:name="List Table 1 Light Accent 4" w:uiPriority="46"/>
+    <w:lsdException w:name="List Table 2 Accent 4" w:uiPriority="47"/>
+    <w:lsdException w:name="List Table 3 Accent 4" w:uiPriority="48"/>
+    <w:lsdException w:name="List Table 4 Accent 4" w:uiPriority="49"/>
+    <w:lsdException w:name="List Table 5 Dark Accent 4" w:uiPriority="50"/>
+    <w:lsdException w:name="List Table 6 Colorful Accent 4" w:uiPriority="51"/>
+    <w:lsdException w:name="List Table 7 Colorful Accent 4" w:uiPriority="52"/>
+    <w:lsdException w:name="List Table 1 Light Accent 5" w:uiPriority="46"/>
+    <w:lsdException w:name="List Table 2 Accent 5" w:uiPriority="47"/>
+    <w:lsdException w:name="List Table 3 Accent 5" w:uiPriority="48"/>
+    <w:lsdException w:name="List Table 4 Accent 5" w:uiPriority="49"/>
+    <w:lsdException w:name="List Table 5 Dark Accent 5" w:uiPriority="50"/>
+    <w:lsdException w:name="List Table 6 Colorful Accent 5" w:uiPriority="51"/>
+    <w:lsdException w:name="List Table 7 Colorful Accent 5" w:uiPriority="52"/>
+    <w:lsdException w:name="List Table 1 Light Accent 6" w:uiPriority="46"/>
+    <w:lsdException w:name="List Table 2 Accent 6" w:uiPriority="47"/>
+    <w:lsdException w:name="List Table 3 Accent 6" w:uiPriority="48"/>
+    <w:lsdException w:name="List Table 4 Accent 6" w:uiPriority="49"/>
+    <w:lsdException w:name="List Table 5 Dark Accent 6" w:uiPriority="50"/>
+    <w:lsdException w:name="List Table 6 Colorful Accent 6" w:uiPriority="51"/>
+    <w:lsdException w:name="List Table 7 Colorful Accent 6" w:uiPriority="52"/>
+    <w:lsdException w:name="Mention" w:semiHidden="1" w:unhideWhenUsed="1"/>
+    <w:lsdException w:name="Smart Hyperlink" w:semiHidden="1" w:unhideWhenUsed="1"/>
+    <w:lsdException w:name="Hashtag" w:semiHidden="1" w:unhideWhenUsed="1"/>
+    <w:lsdException w:name="Unresolved Mention" w:semiHidden="1" w:unhideWhenUsed="1"/>
+    <w:lsdException w:name="Smart Link" w:semiHidden="1" w:unhideWhenUsed="1"/>
+  </w:latentStyles>
+  <w:style w:type="paragraph" w:default="1" w:styleId="Normal">
+    <w:name w:val="Normal"/>
     <w:qFormat/>
+  </w:style>
+  <w:style w:type="paragraph" w:styleId="Heading1">
+    <w:name w:val="heading 1"/>
+    <w:uiPriority w:val="9"/>
+    <w:qFormat/>
+    <w:pPr>
+      <w:keepNext/>
+      <w:spacing w:before="360"/>
+      <w:outlineLvl w:val="0"/>
+    </w:pPr>
     <w:rPr>
-      <w:sz w:val="56"/>
-      <w:szCs w:val="56"/>
+      <w:b/>
+      <w:bCs/>
+      <w:sz w:val="30"/>
+      <w:szCs w:val="30"/>
     </w:rPr>
   </w:style>
-  <w:style w:type="paragraph" w:styleId="Heading1">
-    <w:name w:val="Heading 1"/>
-    <w:basedOn w:val="Normal"/>
-    <w:next w:val="Normal"/>
+  <w:style w:type="paragraph" w:styleId="Heading2">
+    <w:name w:val="heading 2"/>
+    <w:uiPriority w:val="9"/>
+    <w:semiHidden/>
+    <w:unhideWhenUsed/>
     <w:qFormat/>
-    <w:rPr>
-      <w:color w:val="2E74B5"/>
-      <w:sz w:val="32"/>
-      <w:szCs w:val="32"/>
-    </w:rPr>
-  </w:style>
-  <w:style w:type="paragraph" w:styleId="Heading2">
-    <w:name w:val="Heading 2"/>
-    <w:basedOn w:val="Normal"/>
-    <w:next w:val="Normal"/>
-    <w:qFormat/>
+    <w:pPr>
+      <w:outlineLvl w:val="1"/>
+    </w:pPr>
     <w:rPr>
       <w:color w:val="2E74B5"/>
       <w:sz w:val="26"/>
@@ -1064,10 +2163,14 @@
     </w:rPr>
   </w:style>
   <w:style w:type="paragraph" w:styleId="Heading3">
-    <w:name w:val="Heading 3"/>
-    <w:basedOn w:val="Normal"/>
-    <w:next w:val="Normal"/>
+    <w:name w:val="heading 3"/>
+    <w:uiPriority w:val="9"/>
+    <w:semiHidden/>
+    <w:unhideWhenUsed/>
     <w:qFormat/>
+    <w:pPr>
+      <w:outlineLvl w:val="2"/>
+    </w:pPr>
     <w:rPr>
       <w:color w:val="1F4D78"/>
       <w:sz w:val="24"/>
@@ -1075,10 +2178,14 @@
     </w:rPr>
   </w:style>
   <w:style w:type="paragraph" w:styleId="Heading4">
-    <w:name w:val="Heading 4"/>
-    <w:basedOn w:val="Normal"/>
-    <w:next w:val="Normal"/>
+    <w:name w:val="heading 4"/>
+    <w:uiPriority w:val="9"/>
+    <w:semiHidden/>
+    <w:unhideWhenUsed/>
     <w:qFormat/>
+    <w:pPr>
+      <w:outlineLvl w:val="3"/>
+    </w:pPr>
     <w:rPr>
       <w:i/>
       <w:iCs/>
@@ -1086,27 +2193,73 @@
     </w:rPr>
   </w:style>
   <w:style w:type="paragraph" w:styleId="Heading5">
-    <w:name w:val="Heading 5"/>
-    <w:basedOn w:val="Normal"/>
-    <w:next w:val="Normal"/>
+    <w:name w:val="heading 5"/>
+    <w:uiPriority w:val="9"/>
+    <w:semiHidden/>
+    <w:unhideWhenUsed/>
     <w:qFormat/>
+    <w:pPr>
+      <w:outlineLvl w:val="4"/>
+    </w:pPr>
     <w:rPr>
       <w:color w:val="2E74B5"/>
     </w:rPr>
   </w:style>
   <w:style w:type="paragraph" w:styleId="Heading6">
-    <w:name w:val="Heading 6"/>
-    <w:basedOn w:val="Normal"/>
-    <w:next w:val="Normal"/>
+    <w:name w:val="heading 6"/>
+    <w:uiPriority w:val="9"/>
+    <w:semiHidden/>
+    <w:unhideWhenUsed/>
     <w:qFormat/>
+    <w:pPr>
+      <w:outlineLvl w:val="5"/>
+    </w:pPr>
     <w:rPr>
       <w:color w:val="1F4D78"/>
     </w:rPr>
   </w:style>
-  <w:style w:type="paragraph" w:styleId="Strong">
-    <w:name w:val="Strong"/>
-    <w:basedOn w:val="Normal"/>
-    <w:next w:val="Normal"/>
+  <w:style w:type="character" w:default="1" w:styleId="DefaultParagraphFont">
+    <w:name w:val="Default Paragraph Font"/>
+    <w:uiPriority w:val="1"/>
+    <w:unhideWhenUsed/>
+  </w:style>
+  <w:style w:type="table" w:default="1" w:styleId="TableNormal">
+    <w:name w:val="Normal Table"/>
+    <w:uiPriority w:val="99"/>
+    <w:semiHidden/>
+    <w:unhideWhenUsed/>
+    <w:tblPr>
+      <w:tblInd w:w="0" w:type="dxa"/>
+      <w:tblCellMar>
+        <w:top w:w="0" w:type="dxa"/>
+        <w:left w:w="108" w:type="dxa"/>
+        <w:bottom w:w="0" w:type="dxa"/>
+        <w:right w:w="108" w:type="dxa"/>
+      </w:tblCellMar>
+    </w:tblPr>
+  </w:style>
+  <w:style w:type="numbering" w:default="1" w:styleId="NoList">
+    <w:name w:val="No List"/>
+    <w:uiPriority w:val="99"/>
+    <w:semiHidden/>
+    <w:unhideWhenUsed/>
+  </w:style>
+  <w:style w:type="paragraph" w:styleId="Title">
+    <w:name w:val="Title"/>
+    <w:uiPriority w:val="10"/>
+    <w:qFormat/>
+    <w:pPr>
+      <w:jc w:val="center"/>
+    </w:pPr>
+    <w:rPr>
+      <w:b/>
+      <w:bCs/>
+      <w:sz w:val="44"/>
+      <w:szCs w:val="44"/>
+    </w:rPr>
+  </w:style>
+  <w:style w:type="paragraph" w:customStyle="1" w:styleId="Strong1">
+    <w:name w:val="Strong1"/>
     <w:qFormat/>
     <w:rPr>
       <w:b/>
@@ -1115,12 +2268,10 @@
   </w:style>
   <w:style w:type="paragraph" w:styleId="ListParagraph">
     <w:name w:val="List Paragraph"/>
-    <w:basedOn w:val="Normal"/>
     <w:qFormat/>
   </w:style>
   <w:style w:type="character" w:styleId="Hyperlink">
     <w:name w:val="Hyperlink"/>
-    <w:basedOn w:val="DefaultParagraphFont"/>
     <w:uiPriority w:val="99"/>
     <w:unhideWhenUsed/>
     <w:rPr>
@@ -1130,7 +2281,6 @@
   </w:style>
   <w:style w:type="character" w:styleId="FootnoteReference">
     <w:name w:val="footnote reference"/>
-    <w:basedOn w:val="DefaultParagraphFont"/>
     <w:uiPriority w:val="99"/>
     <w:semiHidden/>
     <w:unhideWhenUsed/>
@@ -1140,7 +2290,6 @@
   </w:style>
   <w:style w:type="paragraph" w:styleId="FootnoteText">
     <w:name w:val="footnote text"/>
-    <w:basedOn w:val="Normal"/>
     <w:link w:val="FootnoteTextChar"/>
     <w:uiPriority w:val="99"/>
     <w:semiHidden/>
@@ -1153,9 +2302,8 @@
       <w:szCs w:val="20"/>
     </w:rPr>
   </w:style>
-  <w:style w:type="character" w:styleId="FootnoteTextChar">
+  <w:style w:type="character" w:customStyle="1" w:styleId="FootnoteTextChar">
     <w:name w:val="Footnote Text Char"/>
-    <w:basedOn w:val="DefaultParagraphFont"/>
     <w:link w:val="FootnoteText"/>
     <w:uiPriority w:val="99"/>
     <w:semiHidden/>
@@ -1167,7 +2315,6 @@
   </w:style>
   <w:style w:type="character" w:styleId="EndnoteReference">
     <w:name w:val="endnote reference"/>
-    <w:basedOn w:val="DefaultParagraphFont"/>
     <w:uiPriority w:val="99"/>
     <w:semiHidden/>
     <w:unhideWhenUsed/>
@@ -1177,7 +2324,6 @@
   </w:style>
   <w:style w:type="paragraph" w:styleId="EndnoteText">
     <w:name w:val="endnote text"/>
-    <w:basedOn w:val="Normal"/>
     <w:link w:val="EndnoteTextChar"/>
     <w:uiPriority w:val="99"/>
     <w:semiHidden/>
@@ -1190,9 +2336,8 @@
       <w:szCs w:val="20"/>
     </w:rPr>
   </w:style>
-  <w:style w:type="character" w:styleId="EndnoteTextChar">
+  <w:style w:type="character" w:customStyle="1" w:styleId="EndnoteTextChar">
     <w:name w:val="Endnote Text Char"/>
-    <w:basedOn w:val="DefaultParagraphFont"/>
     <w:link w:val="EndnoteText"/>
     <w:uiPriority w:val="99"/>
     <w:semiHidden/>
@@ -1202,61 +2347,22 @@
       <w:szCs w:val="20"/>
     </w:rPr>
   </w:style>
-  <w:style w:type="paragraph" w:styleId="Title">
-    <w:name w:val="Title"/>
-    <w:basedOn w:val="Normal"/>
-    <w:next w:val="Normal"/>
-    <w:qFormat/>
-    <w:pPr>
-      <w:spacing w:after="120"/>
-      <w:jc w:val="center"/>
-    </w:pPr>
-    <w:rPr>
-      <w:rFonts w:ascii="Calibri" w:cs="Calibri" w:eastAsia="Calibri" w:hAnsi="Calibri"/>
-      <w:b/>
-      <w:bCs/>
-      <w:sz w:val="44"/>
-      <w:szCs w:val="44"/>
-    </w:rPr>
-  </w:style>
   <w:style w:type="paragraph" w:styleId="Subtitle">
     <w:name w:val="Subtitle"/>
-    <w:basedOn w:val="Normal"/>
-    <w:next w:val="Normal"/>
+    <w:uiPriority w:val="11"/>
     <w:qFormat/>
     <w:pPr>
       <w:spacing w:after="240"/>
       <w:jc w:val="center"/>
     </w:pPr>
     <w:rPr>
-      <w:rFonts w:ascii="Calibri" w:cs="Calibri" w:eastAsia="Calibri" w:hAnsi="Calibri"/>
       <w:color w:val="595959"/>
       <w:sz w:val="26"/>
       <w:szCs w:val="26"/>
     </w:rPr>
   </w:style>
-  <w:style w:type="paragraph" w:styleId="Heading1">
-    <w:name w:val="Heading 1"/>
-    <w:basedOn w:val="Normal"/>
-    <w:next w:val="Normal"/>
-    <w:qFormat/>
-    <w:pPr>
-      <w:keepNext/>
-      <w:spacing w:after="120" w:before="360"/>
-      <w:outlineLvl w:val="0"/>
-    </w:pPr>
-    <w:rPr>
-      <w:rFonts w:ascii="Calibri" w:cs="Calibri" w:eastAsia="Calibri" w:hAnsi="Calibri"/>
-      <w:b/>
-      <w:bCs/>
-      <w:sz w:val="30"/>
-      <w:szCs w:val="30"/>
-    </w:rPr>
-  </w:style>
-  <w:style w:type="paragraph" w:styleId="Guidance">
+  <w:style w:type="paragraph" w:customStyle="1" w:styleId="Guidance">
     <w:name w:val="Guidance"/>
-    <w:basedOn w:val="Normal"/>
-    <w:next w:val="Normal"/>
     <w:qFormat/>
     <w:rPr>
       <w:i/>
@@ -1264,20 +2370,431 @@
       <w:color w:val="595959"/>
     </w:rPr>
   </w:style>
-  <w:style w:type="paragraph" w:styleId="Declaration">
+  <w:style w:type="paragraph" w:customStyle="1" w:styleId="Declaration">
     <w:name w:val="Declaration"/>
-    <w:basedOn w:val="Normal"/>
-    <w:next w:val="Normal"/>
     <w:pPr>
       <w:pBdr>
-        <w:left w:val="single" w:color="808080" w:sz="12" w:space="8"/>
+        <w:left w:val="single" w:sz="12" w:space="8" w:color="808080"/>
       </w:pBdr>
       <w:ind w:left="240"/>
     </w:pPr>
+  </w:style>
+  <w:style w:type="character" w:styleId="UnresolvedMention">
+    <w:name w:val="Unresolved Mention"/>
+    <w:basedOn w:val="DefaultParagraphFont"/>
+    <w:uiPriority w:val="99"/>
+    <w:semiHidden/>
+    <w:unhideWhenUsed/>
+    <w:rsid w:val="0049380B"/>
     <w:rPr>
-      <w:sz w:val="22"/>
-      <w:szCs w:val="22"/>
+      <w:color w:val="605E5C"/>
+      <w:shd w:val="clear" w:color="auto" w:fill="E1DFDD"/>
     </w:rPr>
   </w:style>
+  <w:style w:type="character" w:styleId="FollowedHyperlink">
+    <w:name w:val="FollowedHyperlink"/>
+    <w:basedOn w:val="DefaultParagraphFont"/>
+    <w:uiPriority w:val="99"/>
+    <w:semiHidden/>
+    <w:unhideWhenUsed/>
+    <w:rsid w:val="0049380B"/>
+    <w:rPr>
+      <w:color w:val="96607D" w:themeColor="followedHyperlink"/>
+      <w:u w:val="single"/>
+    </w:rPr>
+  </w:style>
+  <w:style w:type="character" w:styleId="CommentReference">
+    <w:name w:val="annotation reference"/>
+    <w:basedOn w:val="DefaultParagraphFont"/>
+    <w:uiPriority w:val="99"/>
+    <w:semiHidden/>
+    <w:unhideWhenUsed/>
+    <w:rsid w:val="00B177BA"/>
+    <w:rPr>
+      <w:sz w:val="16"/>
+      <w:szCs w:val="16"/>
+    </w:rPr>
+  </w:style>
+  <w:style w:type="paragraph" w:styleId="CommentText">
+    <w:name w:val="annotation text"/>
+    <w:basedOn w:val="Normal"/>
+    <w:link w:val="CommentTextChar"/>
+    <w:uiPriority w:val="99"/>
+    <w:unhideWhenUsed/>
+    <w:rsid w:val="00B177BA"/>
+    <w:pPr>
+      <w:spacing w:line="240" w:lineRule="auto"/>
+    </w:pPr>
+    <w:rPr>
+      <w:sz w:val="20"/>
+      <w:szCs w:val="20"/>
+    </w:rPr>
+  </w:style>
+  <w:style w:type="character" w:customStyle="1" w:styleId="CommentTextChar">
+    <w:name w:val="Comment Text Char"/>
+    <w:basedOn w:val="DefaultParagraphFont"/>
+    <w:link w:val="CommentText"/>
+    <w:uiPriority w:val="99"/>
+    <w:rsid w:val="00B177BA"/>
+    <w:rPr>
+      <w:sz w:val="20"/>
+      <w:szCs w:val="20"/>
+    </w:rPr>
+  </w:style>
+  <w:style w:type="paragraph" w:styleId="CommentSubject">
+    <w:name w:val="annotation subject"/>
+    <w:basedOn w:val="CommentText"/>
+    <w:next w:val="CommentText"/>
+    <w:link w:val="CommentSubjectChar"/>
+    <w:uiPriority w:val="99"/>
+    <w:semiHidden/>
+    <w:unhideWhenUsed/>
+    <w:rsid w:val="00B177BA"/>
+    <w:rPr>
+      <w:b/>
+      <w:bCs/>
+    </w:rPr>
+  </w:style>
+  <w:style w:type="character" w:customStyle="1" w:styleId="CommentSubjectChar">
+    <w:name w:val="Comment Subject Char"/>
+    <w:basedOn w:val="CommentTextChar"/>
+    <w:link w:val="CommentSubject"/>
+    <w:uiPriority w:val="99"/>
+    <w:semiHidden/>
+    <w:rsid w:val="00B177BA"/>
+    <w:rPr>
+      <w:b/>
+      <w:bCs/>
+      <w:sz w:val="20"/>
+      <w:szCs w:val="20"/>
+    </w:rPr>
+  </w:style>
 </w:styles>
+</file>
+
+<file path=word/theme/theme1.xml><?xml version="1.0" encoding="utf-8"?>
+<a:theme xmlns:a="http://schemas.openxmlformats.org/drawingml/2006/main" name="Office Theme">
+  <a:themeElements>
+    <a:clrScheme name="Office">
+      <a:dk1>
+        <a:sysClr val="windowText" lastClr="000000"/>
+      </a:dk1>
+      <a:lt1>
+        <a:sysClr val="window" lastClr="FFFFFF"/>
+      </a:lt1>
+      <a:dk2>
+        <a:srgbClr val="0E2841"/>
+      </a:dk2>
+      <a:lt2>
+        <a:srgbClr val="E8E8E8"/>
+      </a:lt2>
+      <a:accent1>
+        <a:srgbClr val="156082"/>
+      </a:accent1>
+      <a:accent2>
+        <a:srgbClr val="E97132"/>
+      </a:accent2>
+      <a:accent3>
+        <a:srgbClr val="196B24"/>
+      </a:accent3>
+      <a:accent4>
+        <a:srgbClr val="0F9ED5"/>
+      </a:accent4>
+      <a:accent5>
+        <a:srgbClr val="A02B93"/>
+      </a:accent5>
+      <a:accent6>
+        <a:srgbClr val="4EA72E"/>
+      </a:accent6>
+      <a:hlink>
+        <a:srgbClr val="467886"/>
+      </a:hlink>
+      <a:folHlink>
+        <a:srgbClr val="96607D"/>
+      </a:folHlink>
+    </a:clrScheme>
+    <a:fontScheme name="Office">
+      <a:majorFont>
+        <a:latin typeface="Aptos Display" panose="02110004020202020204"/>
+        <a:ea typeface=""/>
+        <a:cs typeface=""/>
+        <a:font script="Jpan" typeface="游ゴシック Light"/>
+        <a:font script="Hang" typeface="맑은 고딕"/>
+        <a:font script="Hans" typeface="等线 Light"/>
+        <a:font script="Hant" typeface="新細明體"/>
+        <a:font script="Arab" typeface="Times New Roman"/>
+        <a:font script="Hebr" typeface="Times New Roman"/>
+        <a:font script="Thai" typeface="Angsana New"/>
+        <a:font script="Ethi" typeface="Nyala"/>
+        <a:font script="Beng" typeface="Vrinda"/>
+        <a:font script="Gujr" typeface="Shruti"/>
+        <a:font script="Khmr" typeface="MoolBoran"/>
+        <a:font script="Knda" typeface="Tunga"/>
+        <a:font script="Guru" typeface="Raavi"/>
+        <a:font script="Cans" typeface="Euphemia"/>
+        <a:font script="Cher" typeface="Plantagenet Cherokee"/>
+        <a:font script="Yiii" typeface="Microsoft Yi Baiti"/>
+        <a:font script="Tibt" typeface="Microsoft Himalaya"/>
+        <a:font script="Thaa" typeface="MV Boli"/>
+        <a:font script="Deva" typeface="Mangal"/>
+        <a:font script="Telu" typeface="Gautami"/>
+        <a:font script="Taml" typeface="Latha"/>
+        <a:font script="Syrc" typeface="Estrangelo Edessa"/>
+        <a:font script="Orya" typeface="Kalinga"/>
+        <a:font script="Mlym" typeface="Kartika"/>
+        <a:font script="Laoo" typeface="DokChampa"/>
+        <a:font script="Sinh" typeface="Iskoola Pota"/>
+        <a:font script="Mong" typeface="Mongolian Baiti"/>
+        <a:font script="Viet" typeface="Times New Roman"/>
+        <a:font script="Uigh" typeface="Microsoft Uighur"/>
+        <a:font script="Geor" typeface="Sylfaen"/>
+        <a:font script="Armn" typeface="Arial"/>
+        <a:font script="Bugi" typeface="Leelawadee UI"/>
+        <a:font script="Bopo" typeface="Microsoft JhengHei"/>
+        <a:font script="Java" typeface="Javanese Text"/>
+        <a:font script="Lisu" typeface="Segoe UI"/>
+        <a:font script="Mymr" typeface="Myanmar Text"/>
+        <a:font script="Nkoo" typeface="Ebrima"/>
+        <a:font script="Olck" typeface="Nirmala UI"/>
+        <a:font script="Osma" typeface="Ebrima"/>
+        <a:font script="Phag" typeface="Phagspa"/>
+        <a:font script="Syrn" typeface="Estrangelo Edessa"/>
+        <a:font script="Syrj" typeface="Estrangelo Edessa"/>
+        <a:font script="Syre" typeface="Estrangelo Edessa"/>
+        <a:font script="Sora" typeface="Nirmala UI"/>
+        <a:font script="Tale" typeface="Microsoft Tai Le"/>
+        <a:font script="Talu" typeface="Microsoft New Tai Lue"/>
+        <a:font script="Tfng" typeface="Ebrima"/>
+      </a:majorFont>
+      <a:minorFont>
+        <a:latin typeface="Aptos" panose="02110004020202020204"/>
+        <a:ea typeface=""/>
+        <a:cs typeface=""/>
+        <a:font script="Jpan" typeface="游明朝"/>
+        <a:font script="Hang" typeface="맑은 고딕"/>
+        <a:font script="Hans" typeface="等线"/>
+        <a:font script="Hant" typeface="新細明體"/>
+        <a:font script="Arab" typeface="Arial"/>
+        <a:font script="Hebr" typeface="Arial"/>
+        <a:font script="Thai" typeface="Cordia New"/>
+        <a:font script="Ethi" typeface="Nyala"/>
+        <a:font script="Beng" typeface="Vrinda"/>
+        <a:font script="Gujr" typeface="Shruti"/>
+        <a:font script="Khmr" typeface="DaunPenh"/>
+        <a:font script="Knda" typeface="Tunga"/>
+        <a:font script="Guru" typeface="Raavi"/>
+        <a:font script="Cans" typeface="Euphemia"/>
+        <a:font script="Cher" typeface="Plantagenet Cherokee"/>
+        <a:font script="Yiii" typeface="Microsoft Yi Baiti"/>
+        <a:font script="Tibt" typeface="Microsoft Himalaya"/>
+        <a:font script="Thaa" typeface="MV Boli"/>
+        <a:font script="Deva" typeface="Mangal"/>
+        <a:font script="Telu" typeface="Gautami"/>
+        <a:font script="Taml" typeface="Latha"/>
+        <a:font script="Syrc" typeface="Estrangelo Edessa"/>
+        <a:font script="Orya" typeface="Kalinga"/>
+        <a:font script="Mlym" typeface="Kartika"/>
+        <a:font script="Laoo" typeface="DokChampa"/>
+        <a:font script="Sinh" typeface="Iskoola Pota"/>
+        <a:font script="Mong" typeface="Mongolian Baiti"/>
+        <a:font script="Viet" typeface="Arial"/>
+        <a:font script="Uigh" typeface="Microsoft Uighur"/>
+        <a:font script="Geor" typeface="Sylfaen"/>
+        <a:font script="Armn" typeface="Arial"/>
+        <a:font script="Bugi" typeface="Leelawadee UI"/>
+        <a:font script="Bopo" typeface="Microsoft JhengHei"/>
+        <a:font script="Java" typeface="Javanese Text"/>
+        <a:font script="Lisu" typeface="Segoe UI"/>
+        <a:font script="Mymr" typeface="Myanmar Text"/>
+        <a:font script="Nkoo" typeface="Ebrima"/>
+        <a:font script="Olck" typeface="Nirmala UI"/>
+        <a:font script="Osma" typeface="Ebrima"/>
+        <a:font script="Phag" typeface="Phagspa"/>
+        <a:font script="Syrn" typeface="Estrangelo Edessa"/>
+        <a:font script="Syrj" typeface="Estrangelo Edessa"/>
+        <a:font script="Syre" typeface="Estrangelo Edessa"/>
+        <a:font script="Sora" typeface="Nirmala UI"/>
+        <a:font script="Tale" typeface="Microsoft Tai Le"/>
+        <a:font script="Talu" typeface="Microsoft New Tai Lue"/>
+        <a:font script="Tfng" typeface="Ebrima"/>
+      </a:minorFont>
+    </a:fontScheme>
+    <a:fmtScheme name="Office">
+      <a:fillStyleLst>
+        <a:solidFill>
+          <a:schemeClr val="phClr"/>
+        </a:solidFill>
+        <a:gradFill rotWithShape="1">
+          <a:gsLst>
+            <a:gs pos="0">
+              <a:schemeClr val="phClr">
+                <a:lumMod val="110000"/>
+                <a:satMod val="105000"/>
+                <a:tint val="67000"/>
+              </a:schemeClr>
+            </a:gs>
+            <a:gs pos="50000">
+              <a:schemeClr val="phClr">
+                <a:lumMod val="105000"/>
+                <a:satMod val="103000"/>
+                <a:tint val="73000"/>
+              </a:schemeClr>
+            </a:gs>
+            <a:gs pos="100000">
+              <a:schemeClr val="phClr">
+                <a:lumMod val="105000"/>
+                <a:satMod val="109000"/>
+                <a:tint val="81000"/>
+              </a:schemeClr>
+            </a:gs>
+          </a:gsLst>
+          <a:lin ang="5400000" scaled="0"/>
+        </a:gradFill>
+        <a:gradFill rotWithShape="1">
+          <a:gsLst>
+            <a:gs pos="0">
+              <a:schemeClr val="phClr">
+                <a:satMod val="103000"/>
+                <a:lumMod val="102000"/>
+                <a:tint val="94000"/>
+              </a:schemeClr>
+            </a:gs>
+            <a:gs pos="50000">
+              <a:schemeClr val="phClr">
+                <a:satMod val="110000"/>
+                <a:lumMod val="100000"/>
+                <a:shade val="100000"/>
+              </a:schemeClr>
+            </a:gs>
+            <a:gs pos="100000">
+              <a:schemeClr val="phClr">
+                <a:lumMod val="99000"/>
+                <a:satMod val="120000"/>
+                <a:shade val="78000"/>
+              </a:schemeClr>
+            </a:gs>
+          </a:gsLst>
+          <a:lin ang="5400000" scaled="0"/>
+        </a:gradFill>
+      </a:fillStyleLst>
+      <a:lnStyleLst>
+        <a:ln w="12700" cap="flat" cmpd="sng" algn="ctr">
+          <a:solidFill>
+            <a:schemeClr val="phClr"/>
+          </a:solidFill>
+          <a:prstDash val="solid"/>
+          <a:miter lim="800000"/>
+        </a:ln>
+        <a:ln w="19050" cap="flat" cmpd="sng" algn="ctr">
+          <a:solidFill>
+            <a:schemeClr val="phClr"/>
+          </a:solidFill>
+          <a:prstDash val="solid"/>
+          <a:miter lim="800000"/>
+        </a:ln>
+        <a:ln w="25400" cap="flat" cmpd="sng" algn="ctr">
+          <a:solidFill>
+            <a:schemeClr val="phClr"/>
+          </a:solidFill>
+          <a:prstDash val="solid"/>
+          <a:miter lim="800000"/>
+        </a:ln>
+      </a:lnStyleLst>
+      <a:effectStyleLst>
+        <a:effectStyle>
+          <a:effectLst/>
+        </a:effectStyle>
+        <a:effectStyle>
+          <a:effectLst/>
+        </a:effectStyle>
+        <a:effectStyle>
+          <a:effectLst>
+            <a:outerShdw blurRad="57150" dist="19050" dir="5400000" algn="ctr" rotWithShape="0">
+              <a:srgbClr val="000000">
+                <a:alpha val="63000"/>
+              </a:srgbClr>
+            </a:outerShdw>
+          </a:effectLst>
+        </a:effectStyle>
+      </a:effectStyleLst>
+      <a:bgFillStyleLst>
+        <a:solidFill>
+          <a:schemeClr val="phClr"/>
+        </a:solidFill>
+        <a:solidFill>
+          <a:schemeClr val="phClr">
+            <a:tint val="95000"/>
+            <a:satMod val="170000"/>
+          </a:schemeClr>
+        </a:solidFill>
+        <a:gradFill rotWithShape="1">
+          <a:gsLst>
+            <a:gs pos="0">
+              <a:schemeClr val="phClr">
+                <a:tint val="93000"/>
+                <a:satMod val="150000"/>
+                <a:shade val="98000"/>
+                <a:lumMod val="102000"/>
+              </a:schemeClr>
+            </a:gs>
+            <a:gs pos="50000">
+              <a:schemeClr val="phClr">
+                <a:tint val="98000"/>
+                <a:satMod val="130000"/>
+                <a:shade val="90000"/>
+                <a:lumMod val="103000"/>
+              </a:schemeClr>
+            </a:gs>
+            <a:gs pos="100000">
+              <a:schemeClr val="phClr">
+                <a:shade val="63000"/>
+                <a:satMod val="120000"/>
+              </a:schemeClr>
+            </a:gs>
+          </a:gsLst>
+          <a:lin ang="5400000" scaled="0"/>
+        </a:gradFill>
+      </a:bgFillStyleLst>
+    </a:fmtScheme>
+  </a:themeElements>
+  <a:objectDefaults>
+    <a:lnDef>
+      <a:spPr/>
+      <a:bodyPr/>
+      <a:lstStyle/>
+      <a:style>
+        <a:lnRef idx="2">
+          <a:schemeClr val="accent1"/>
+        </a:lnRef>
+        <a:fillRef idx="0">
+          <a:schemeClr val="accent1"/>
+        </a:fillRef>
+        <a:effectRef idx="1">
+          <a:schemeClr val="accent1"/>
+        </a:effectRef>
+        <a:fontRef idx="minor">
+          <a:schemeClr val="tx1"/>
+        </a:fontRef>
+      </a:style>
+    </a:lnDef>
+  </a:objectDefaults>
+  <a:extraClrSchemeLst/>
+  <a:extLst>
+    <a:ext uri="{05A4C25C-085E-4340-85A3-A5531E510DB2}">
+      <thm15:themeFamily xmlns:thm15="http://schemas.microsoft.com/office/thememl/2012/main" name="Office Theme" id="{2E142A2C-CD16-42D6-873A-C26D2A0506FA}" vid="{1BDDFF52-6CD6-40A5-AB3C-68EB2F1E4D0A}"/>
+    </a:ext>
+  </a:extLst>
+</a:theme>
+</file>
+
+<file path=customXml/item1.xml><?xml version="1.0" encoding="utf-8"?>
+<b:Sources xmlns:b="http://schemas.openxmlformats.org/officeDocument/2006/bibliography" xmlns="http://schemas.openxmlformats.org/officeDocument/2006/bibliography" SelectedStyle="\APASixthEditionOfficeOnline.xsl" StyleName="APA" Version="6"/>
+</file>
+
+<file path=customXml/itemProps1.xml><?xml version="1.0" encoding="utf-8"?>
+<ds:datastoreItem xmlns:ds="http://schemas.openxmlformats.org/officeDocument/2006/customXml" ds:itemID="{D703AF35-51E7-476A-8193-5D19408F8E3D}">
+  <ds:schemaRefs>
+    <ds:schemaRef ds:uri="http://schemas.openxmlformats.org/officeDocument/2006/bibliography"/>
+  </ds:schemaRefs>
+</ds:datastoreItem>
 </file>